--- a/MetodologiaDeSistemas1/4-HerramientasDeDesarrollo/Pichulman-Miguel-TP4-S1.docx
+++ b/MetodologiaDeSistemas1/4-HerramientasDeDesarrollo/Pichulman-Miguel-TP4-S1.docx
@@ -4,22 +4,571 @@
   <w:body>
     <w:p>
       <w:pPr>
+        <w:pStyle w:val="Ttulo"/>
         <w:jc w:val="center"/>
         <w:rPr>
+          <w:sz w:val="96"/>
+          <w:szCs w:val="96"/>
+        </w:rPr>
+      </w:pPr>
+    </w:p>
+    <w:p>
+      <w:pPr>
+        <w:pStyle w:val="Ttulo"/>
+        <w:jc w:val="center"/>
+        <w:rPr>
+          <w:sz w:val="96"/>
+          <w:szCs w:val="96"/>
+        </w:rPr>
+      </w:pPr>
+    </w:p>
+    <w:p>
+      <w:pPr>
+        <w:pStyle w:val="Ttulo"/>
+        <w:jc w:val="center"/>
+        <w:rPr>
+          <w:sz w:val="96"/>
+          <w:szCs w:val="96"/>
+        </w:rPr>
+      </w:pPr>
+      <w:r>
+        <w:rPr>
+          <w:sz w:val="96"/>
+          <w:szCs w:val="96"/>
+        </w:rPr>
+        <w:t>METODOLOG</w:t>
+      </w:r>
+      <w:r>
+        <w:rPr>
+          <w:sz w:val="96"/>
+          <w:szCs w:val="96"/>
+        </w:rPr>
+        <w:t>Í</w:t>
+      </w:r>
+      <w:r>
+        <w:rPr>
+          <w:sz w:val="96"/>
+          <w:szCs w:val="96"/>
+        </w:rPr>
+        <w:t>A DE SISTEMAS</w:t>
+      </w:r>
+    </w:p>
+    <w:p>
+      <w:pPr>
+        <w:jc w:val="center"/>
+        <w:rPr>
           <w:b/>
           <w:bCs/>
           <w:u w:val="single"/>
           <w:lang w:val="es-ES"/>
         </w:rPr>
       </w:pPr>
-      <w:r>
+    </w:p>
+    <w:p>
+      <w:pPr>
+        <w:jc w:val="center"/>
         <w:rPr>
           <w:b/>
           <w:bCs/>
           <w:u w:val="single"/>
           <w:lang w:val="es-ES"/>
         </w:rPr>
+      </w:pPr>
+    </w:p>
+    <w:p>
+      <w:pPr>
+        <w:jc w:val="center"/>
+        <w:rPr>
+          <w:b/>
+          <w:bCs/>
+          <w:u w:val="single"/>
+          <w:lang w:val="es-ES"/>
+        </w:rPr>
+      </w:pPr>
+    </w:p>
+    <w:p>
+      <w:pPr>
+        <w:jc w:val="center"/>
+        <w:rPr>
+          <w:b/>
+          <w:bCs/>
+          <w:u w:val="single"/>
+          <w:lang w:val="es-ES"/>
+        </w:rPr>
+      </w:pPr>
+    </w:p>
+    <w:p>
+      <w:pPr>
+        <w:jc w:val="center"/>
+        <w:rPr>
+          <w:b/>
+          <w:bCs/>
+          <w:u w:val="single"/>
+          <w:lang w:val="es-ES"/>
+        </w:rPr>
+      </w:pPr>
+    </w:p>
+    <w:p>
+      <w:pPr>
+        <w:rPr>
+          <w:b/>
+          <w:bCs/>
+          <w:u w:val="single"/>
+          <w:lang w:val="es-ES"/>
+        </w:rPr>
+      </w:pPr>
+    </w:p>
+    <w:p>
+      <w:pPr>
+        <w:jc w:val="center"/>
+        <w:rPr>
+          <w:b/>
+          <w:bCs/>
+          <w:u w:val="single"/>
+          <w:lang w:val="es-ES"/>
+        </w:rPr>
+      </w:pPr>
+    </w:p>
+    <w:p>
+      <w:pPr>
+        <w:jc w:val="center"/>
+        <w:rPr>
+          <w:b/>
+          <w:bCs/>
+          <w:u w:val="single"/>
+          <w:lang w:val="es-ES"/>
+        </w:rPr>
+      </w:pPr>
+    </w:p>
+    <w:p>
+      <w:pPr>
+        <w:jc w:val="center"/>
+        <w:rPr>
+          <w:b/>
+          <w:bCs/>
+          <w:u w:val="single"/>
+          <w:lang w:val="es-ES"/>
+        </w:rPr>
+      </w:pPr>
+    </w:p>
+    <w:p>
+      <w:pPr>
+        <w:jc w:val="right"/>
+        <w:rPr>
+          <w:rFonts w:asciiTheme="majorHAnsi" w:hAnsiTheme="majorHAnsi" w:cstheme="majorHAnsi"/>
+          <w:color w:val="333333"/>
+          <w:sz w:val="23"/>
+          <w:szCs w:val="23"/>
+        </w:rPr>
+      </w:pPr>
+      <w:r>
+        <w:rPr>
+          <w:rFonts w:asciiTheme="majorHAnsi" w:hAnsiTheme="majorHAnsi" w:cstheme="majorHAnsi"/>
+          <w:u w:val="single"/>
+          <w:lang w:val="es-ES"/>
+        </w:rPr>
+        <w:t>Docente</w:t>
+      </w:r>
+      <w:r>
+        <w:rPr>
+          <w:rFonts w:asciiTheme="majorHAnsi" w:hAnsiTheme="majorHAnsi" w:cstheme="majorHAnsi"/>
+          <w:b/>
+          <w:bCs/>
+          <w:u w:val="single"/>
+          <w:lang w:val="es-ES"/>
+        </w:rPr>
+        <w:t xml:space="preserve">: </w:t>
+      </w:r>
+      <w:r>
+        <w:rPr>
+          <w:rFonts w:asciiTheme="majorHAnsi" w:hAnsiTheme="majorHAnsi" w:cstheme="majorHAnsi"/>
+          <w:color w:val="333333"/>
+          <w:sz w:val="23"/>
+          <w:szCs w:val="23"/>
+        </w:rPr>
+        <w:t>Martín Alejandro García</w:t>
+      </w:r>
+    </w:p>
+    <w:p>
+      <w:pPr>
+        <w:jc w:val="right"/>
+        <w:rPr>
+          <w:rFonts w:asciiTheme="majorHAnsi" w:hAnsiTheme="majorHAnsi" w:cstheme="majorHAnsi"/>
+          <w:color w:val="333333"/>
+          <w:sz w:val="23"/>
+          <w:szCs w:val="23"/>
+        </w:rPr>
+      </w:pPr>
+      <w:r>
+        <w:rPr>
+          <w:rFonts w:asciiTheme="majorHAnsi" w:hAnsiTheme="majorHAnsi" w:cstheme="majorHAnsi"/>
+          <w:color w:val="333333"/>
+          <w:sz w:val="23"/>
+          <w:szCs w:val="23"/>
+          <w:u w:val="single"/>
+        </w:rPr>
+        <w:t>Alumno</w:t>
+      </w:r>
+      <w:r>
+        <w:rPr>
+          <w:rFonts w:asciiTheme="majorHAnsi" w:hAnsiTheme="majorHAnsi" w:cstheme="majorHAnsi"/>
+          <w:color w:val="333333"/>
+          <w:sz w:val="23"/>
+          <w:szCs w:val="23"/>
+        </w:rPr>
+        <w:t xml:space="preserve">: </w:t>
+      </w:r>
+      <w:proofErr w:type="spellStart"/>
+      <w:r>
+        <w:rPr>
+          <w:rFonts w:asciiTheme="majorHAnsi" w:hAnsiTheme="majorHAnsi" w:cstheme="majorHAnsi"/>
+          <w:color w:val="333333"/>
+          <w:sz w:val="23"/>
+          <w:szCs w:val="23"/>
+        </w:rPr>
+        <w:t>Pichulman</w:t>
+      </w:r>
+      <w:proofErr w:type="spellEnd"/>
+      <w:r>
+        <w:rPr>
+          <w:rFonts w:asciiTheme="majorHAnsi" w:hAnsiTheme="majorHAnsi" w:cstheme="majorHAnsi"/>
+          <w:color w:val="333333"/>
+          <w:sz w:val="23"/>
+          <w:szCs w:val="23"/>
+        </w:rPr>
+        <w:t xml:space="preserve"> Miguel Angel</w:t>
+      </w:r>
+    </w:p>
+    <w:p>
+      <w:pPr>
+        <w:ind w:left="6372"/>
+        <w:jc w:val="center"/>
+        <w:rPr>
+          <w:rFonts w:asciiTheme="majorHAnsi" w:hAnsiTheme="majorHAnsi" w:cstheme="majorHAnsi"/>
+          <w:b/>
+          <w:bCs/>
+          <w:u w:val="single"/>
+          <w:lang w:val="es-ES"/>
+        </w:rPr>
+      </w:pPr>
+      <w:r>
+        <w:rPr>
+          <w:rFonts w:asciiTheme="majorHAnsi" w:hAnsiTheme="majorHAnsi" w:cstheme="majorHAnsi"/>
+          <w:color w:val="333333"/>
+          <w:sz w:val="23"/>
+          <w:szCs w:val="23"/>
+        </w:rPr>
+        <w:t xml:space="preserve">     </w:t>
+      </w:r>
+      <w:r>
+        <w:rPr>
+          <w:rFonts w:asciiTheme="majorHAnsi" w:hAnsiTheme="majorHAnsi" w:cstheme="majorHAnsi"/>
+          <w:color w:val="333333"/>
+          <w:sz w:val="23"/>
+          <w:szCs w:val="23"/>
+          <w:u w:val="single"/>
+        </w:rPr>
+        <w:t>Fecha</w:t>
+      </w:r>
+      <w:r>
+        <w:rPr>
+          <w:rFonts w:asciiTheme="majorHAnsi" w:hAnsiTheme="majorHAnsi" w:cstheme="majorHAnsi"/>
+          <w:color w:val="333333"/>
+          <w:sz w:val="23"/>
+          <w:szCs w:val="23"/>
+        </w:rPr>
+        <w:t xml:space="preserve">: 4 de </w:t>
+      </w:r>
+      <w:proofErr w:type="gramStart"/>
+      <w:r>
+        <w:rPr>
+          <w:rFonts w:asciiTheme="majorHAnsi" w:hAnsiTheme="majorHAnsi" w:cstheme="majorHAnsi"/>
+          <w:color w:val="333333"/>
+          <w:sz w:val="23"/>
+          <w:szCs w:val="23"/>
+        </w:rPr>
+        <w:t>Mayo</w:t>
+      </w:r>
+      <w:proofErr w:type="gramEnd"/>
+      <w:r>
+        <w:rPr>
+          <w:rFonts w:asciiTheme="majorHAnsi" w:hAnsiTheme="majorHAnsi" w:cstheme="majorHAnsi"/>
+          <w:color w:val="333333"/>
+          <w:sz w:val="23"/>
+          <w:szCs w:val="23"/>
+        </w:rPr>
+        <w:t xml:space="preserve"> de 2026</w:t>
+      </w:r>
+    </w:p>
+    <w:p>
+      <w:pPr>
+        <w:jc w:val="center"/>
+        <w:rPr>
+          <w:b/>
+          <w:bCs/>
+          <w:u w:val="single"/>
+          <w:lang w:val="es-ES"/>
+        </w:rPr>
+      </w:pPr>
+    </w:p>
+    <w:p>
+      <w:pPr>
+        <w:jc w:val="center"/>
+        <w:rPr>
+          <w:b/>
+          <w:bCs/>
+          <w:u w:val="single"/>
+          <w:lang w:val="es-ES"/>
+        </w:rPr>
+      </w:pPr>
+    </w:p>
+    <w:p>
+      <w:pPr>
+        <w:jc w:val="center"/>
+        <w:rPr>
+          <w:b/>
+          <w:bCs/>
+          <w:u w:val="single"/>
+          <w:lang w:val="es-ES"/>
+        </w:rPr>
+      </w:pPr>
+    </w:p>
+    <w:p>
+      <w:pPr>
+        <w:jc w:val="center"/>
+        <w:rPr>
+          <w:b/>
+          <w:bCs/>
+          <w:u w:val="single"/>
+          <w:lang w:val="es-ES"/>
+        </w:rPr>
+      </w:pPr>
+    </w:p>
+    <w:p>
+      <w:pPr>
+        <w:jc w:val="center"/>
+        <w:rPr>
+          <w:b/>
+          <w:bCs/>
+          <w:u w:val="single"/>
+          <w:lang w:val="es-ES"/>
+        </w:rPr>
+      </w:pPr>
+    </w:p>
+    <w:p>
+      <w:pPr>
+        <w:jc w:val="center"/>
+        <w:rPr>
+          <w:b/>
+          <w:bCs/>
+          <w:u w:val="single"/>
+          <w:lang w:val="es-ES"/>
+        </w:rPr>
+      </w:pPr>
+    </w:p>
+    <w:p>
+      <w:pPr>
+        <w:jc w:val="center"/>
+        <w:rPr>
+          <w:b/>
+          <w:bCs/>
+          <w:u w:val="single"/>
+          <w:lang w:val="es-ES"/>
+        </w:rPr>
+      </w:pPr>
+    </w:p>
+    <w:p>
+      <w:pPr>
+        <w:jc w:val="center"/>
+        <w:rPr>
+          <w:b/>
+          <w:bCs/>
+          <w:u w:val="single"/>
+          <w:lang w:val="es-ES"/>
+        </w:rPr>
+      </w:pPr>
+    </w:p>
+    <w:p>
+      <w:pPr>
+        <w:jc w:val="center"/>
+        <w:rPr>
+          <w:b/>
+          <w:bCs/>
+          <w:u w:val="single"/>
+          <w:lang w:val="es-ES"/>
+        </w:rPr>
+      </w:pPr>
+    </w:p>
+    <w:p>
+      <w:pPr>
+        <w:jc w:val="center"/>
+        <w:rPr>
+          <w:b/>
+          <w:bCs/>
+          <w:u w:val="single"/>
+          <w:lang w:val="es-ES"/>
+        </w:rPr>
+      </w:pPr>
+    </w:p>
+    <w:p>
+      <w:pPr>
+        <w:jc w:val="center"/>
+        <w:rPr>
+          <w:b/>
+          <w:bCs/>
+          <w:u w:val="single"/>
+          <w:lang w:val="es-ES"/>
+        </w:rPr>
+      </w:pPr>
+    </w:p>
+    <w:p>
+      <w:pPr>
+        <w:jc w:val="center"/>
+        <w:rPr>
+          <w:b/>
+          <w:bCs/>
+          <w:u w:val="single"/>
+          <w:lang w:val="es-ES"/>
+        </w:rPr>
+      </w:pPr>
+    </w:p>
+    <w:p>
+      <w:pPr>
+        <w:jc w:val="center"/>
+        <w:rPr>
+          <w:b/>
+          <w:bCs/>
+          <w:u w:val="single"/>
+          <w:lang w:val="es-ES"/>
+        </w:rPr>
+      </w:pPr>
+    </w:p>
+    <w:p>
+      <w:pPr>
+        <w:jc w:val="center"/>
+        <w:rPr>
+          <w:b/>
+          <w:bCs/>
+          <w:u w:val="single"/>
+          <w:lang w:val="es-ES"/>
+        </w:rPr>
+      </w:pPr>
+    </w:p>
+    <w:p>
+      <w:pPr>
+        <w:jc w:val="center"/>
+        <w:rPr>
+          <w:b/>
+          <w:bCs/>
+          <w:u w:val="single"/>
+          <w:lang w:val="es-ES"/>
+        </w:rPr>
+      </w:pPr>
+    </w:p>
+    <w:p>
+      <w:pPr>
+        <w:jc w:val="center"/>
+        <w:rPr>
+          <w:b/>
+          <w:bCs/>
+          <w:u w:val="single"/>
+          <w:lang w:val="es-ES"/>
+        </w:rPr>
+      </w:pPr>
+    </w:p>
+    <w:p>
+      <w:pPr>
+        <w:jc w:val="center"/>
+        <w:rPr>
+          <w:b/>
+          <w:bCs/>
+          <w:u w:val="single"/>
+          <w:lang w:val="es-ES"/>
+        </w:rPr>
+      </w:pPr>
+    </w:p>
+    <w:p>
+      <w:pPr>
+        <w:jc w:val="center"/>
+        <w:rPr>
+          <w:b/>
+          <w:bCs/>
+          <w:u w:val="single"/>
+          <w:lang w:val="es-ES"/>
+        </w:rPr>
+      </w:pPr>
+    </w:p>
+    <w:p>
+      <w:pPr>
+        <w:jc w:val="center"/>
+        <w:rPr>
+          <w:b/>
+          <w:bCs/>
+          <w:u w:val="single"/>
+          <w:lang w:val="es-ES"/>
+        </w:rPr>
+      </w:pPr>
+    </w:p>
+    <w:p>
+      <w:pPr>
+        <w:jc w:val="center"/>
+        <w:rPr>
+          <w:b/>
+          <w:bCs/>
+          <w:u w:val="single"/>
+          <w:lang w:val="es-ES"/>
+        </w:rPr>
+      </w:pPr>
+    </w:p>
+    <w:p>
+      <w:pPr>
+        <w:jc w:val="center"/>
+        <w:rPr>
+          <w:b/>
+          <w:bCs/>
+          <w:u w:val="single"/>
+          <w:lang w:val="es-ES"/>
+        </w:rPr>
+      </w:pPr>
+    </w:p>
+    <w:p>
+      <w:pPr>
+        <w:jc w:val="center"/>
+        <w:rPr>
+          <w:b/>
+          <w:bCs/>
+          <w:u w:val="single"/>
+          <w:lang w:val="es-ES"/>
+        </w:rPr>
+      </w:pPr>
+      <w:r>
+        <w:rPr>
+          <w:b/>
+          <w:bCs/>
+          <w:u w:val="single"/>
+          <w:lang w:val="es-ES"/>
+        </w:rPr>
         <w:t>TRABAJO PRACTICO 4 – Semana 1</w:t>
+      </w:r>
+    </w:p>
+    <w:p>
+      <w:pPr>
+        <w:jc w:val="center"/>
+        <w:rPr>
+          <w:lang w:val="es-ES"/>
+        </w:rPr>
+      </w:pPr>
+      <w:r>
+        <w:rPr>
+          <w:lang w:val="es-ES"/>
+        </w:rPr>
+        <w:t xml:space="preserve">Link Repositorio GitHub: </w:t>
+      </w:r>
+      <w:r>
+        <w:rPr>
+          <w:lang w:val="es-ES"/>
+        </w:rPr>
+        <w:t>https://github.com/MiguelPichulman/msi-herramientas-de-desarrollo-semana-1-PICHULMAN/tree/main</w:t>
       </w:r>
     </w:p>
     <w:p>
@@ -193,253 +742,18 @@
     <w:p>
       <w:r>
         <w:drawing>
-          <wp:anchor distT="0" distB="0" distL="114300" distR="114300" simplePos="0" relativeHeight="251658240" behindDoc="1" locked="0" layoutInCell="1" allowOverlap="1" wp14:anchorId="21523F4C" wp14:editId="32FA90F4">
+          <wp:anchor distT="0" distB="0" distL="114300" distR="114300" simplePos="0" relativeHeight="251668480" behindDoc="1" locked="0" layoutInCell="1" allowOverlap="1" wp14:anchorId="3D80B217" wp14:editId="07F1C875">
             <wp:simplePos x="0" y="0"/>
-            <wp:positionH relativeFrom="margin">
-              <wp:posOffset>449580</wp:posOffset>
+            <wp:positionH relativeFrom="page">
+              <wp:align>center</wp:align>
             </wp:positionH>
             <wp:positionV relativeFrom="paragraph">
-              <wp:posOffset>27305</wp:posOffset>
+              <wp:posOffset>85725</wp:posOffset>
             </wp:positionV>
-            <wp:extent cx="5509260" cy="2989580"/>
-            <wp:effectExtent l="0" t="0" r="0" b="1270"/>
+            <wp:extent cx="5219741" cy="2362200"/>
+            <wp:effectExtent l="0" t="0" r="0" b="0"/>
             <wp:wrapNone/>
             <wp:docPr id="1" name="Imagen 1"/>
-            <wp:cNvGraphicFramePr>
-              <a:graphicFrameLocks xmlns:a="http://schemas.openxmlformats.org/drawingml/2006/main" noChangeAspect="1"/>
-            </wp:cNvGraphicFramePr>
-            <a:graphic xmlns:a="http://schemas.openxmlformats.org/drawingml/2006/main">
-              <a:graphicData uri="http://schemas.openxmlformats.org/drawingml/2006/picture">
-                <pic:pic xmlns:pic="http://schemas.openxmlformats.org/drawingml/2006/picture">
-                  <pic:nvPicPr>
-                    <pic:cNvPr id="1" name=""/>
-                    <pic:cNvPicPr/>
-                  </pic:nvPicPr>
-                  <pic:blipFill>
-                    <a:blip r:embed="rId7">
-                      <a:extLst>
-                        <a:ext uri="{28A0092B-C50C-407E-A947-70E740481C1C}">
-                          <a14:useLocalDpi xmlns:a14="http://schemas.microsoft.com/office/drawing/2010/main" val="0"/>
-                        </a:ext>
-                      </a:extLst>
-                    </a:blip>
-                    <a:stretch>
-                      <a:fillRect/>
-                    </a:stretch>
-                  </pic:blipFill>
-                  <pic:spPr>
-                    <a:xfrm>
-                      <a:off x="0" y="0"/>
-                      <a:ext cx="5509260" cy="2989580"/>
-                    </a:xfrm>
-                    <a:prstGeom prst="rect">
-                      <a:avLst/>
-                    </a:prstGeom>
-                  </pic:spPr>
-                </pic:pic>
-              </a:graphicData>
-            </a:graphic>
-            <wp14:sizeRelH relativeFrom="margin">
-              <wp14:pctWidth>0</wp14:pctWidth>
-            </wp14:sizeRelH>
-            <wp14:sizeRelV relativeFrom="margin">
-              <wp14:pctHeight>0</wp14:pctHeight>
-            </wp14:sizeRelV>
-          </wp:anchor>
-        </w:drawing>
-      </w:r>
-    </w:p>
-    <w:p>
-      <w:pPr>
-        <w:rPr>
-          <w:rFonts w:cstheme="minorHAnsi"/>
-          <w:lang w:val="es-ES"/>
-        </w:rPr>
-      </w:pPr>
-    </w:p>
-    <w:p>
-      <w:pPr>
-        <w:rPr>
-          <w:rFonts w:cstheme="minorHAnsi"/>
-          <w:lang w:val="es-ES"/>
-        </w:rPr>
-      </w:pPr>
-    </w:p>
-    <w:p>
-      <w:pPr>
-        <w:rPr>
-          <w:rFonts w:cstheme="minorHAnsi"/>
-          <w:lang w:val="es-ES"/>
-        </w:rPr>
-      </w:pPr>
-    </w:p>
-    <w:p>
-      <w:pPr>
-        <w:rPr>
-          <w:rFonts w:cstheme="minorHAnsi"/>
-          <w:lang w:val="es-ES"/>
-        </w:rPr>
-      </w:pPr>
-    </w:p>
-    <w:p>
-      <w:pPr>
-        <w:rPr>
-          <w:rFonts w:cstheme="minorHAnsi"/>
-          <w:lang w:val="es-ES"/>
-        </w:rPr>
-      </w:pPr>
-    </w:p>
-    <w:p>
-      <w:pPr>
-        <w:rPr>
-          <w:rFonts w:cstheme="minorHAnsi"/>
-          <w:lang w:val="es-ES"/>
-        </w:rPr>
-      </w:pPr>
-    </w:p>
-    <w:p>
-      <w:pPr>
-        <w:rPr>
-          <w:rFonts w:cstheme="minorHAnsi"/>
-          <w:lang w:val="es-ES"/>
-        </w:rPr>
-      </w:pPr>
-    </w:p>
-    <w:p>
-      <w:pPr>
-        <w:rPr>
-          <w:rFonts w:cstheme="minorHAnsi"/>
-          <w:lang w:val="es-ES"/>
-        </w:rPr>
-      </w:pPr>
-    </w:p>
-    <w:p>
-      <w:pPr>
-        <w:rPr>
-          <w:rFonts w:cstheme="minorHAnsi"/>
-          <w:lang w:val="es-ES"/>
-        </w:rPr>
-      </w:pPr>
-    </w:p>
-    <w:p>
-      <w:pPr>
-        <w:rPr>
-          <w:rFonts w:cstheme="minorHAnsi"/>
-          <w:lang w:val="es-ES"/>
-        </w:rPr>
-      </w:pPr>
-    </w:p>
-    <w:p>
-      <w:pPr>
-        <w:rPr>
-          <w:b/>
-          <w:bCs/>
-          <w:i/>
-          <w:iCs/>
-        </w:rPr>
-      </w:pPr>
-      <w:r>
-        <w:rPr>
-          <w:b/>
-          <w:bCs/>
-          <w:i/>
-          <w:iCs/>
-        </w:rPr>
-        <w:t xml:space="preserve">Configuración Local (Clonar): </w:t>
-      </w:r>
-    </w:p>
-    <w:p>
-      <w:r>
-        <w:t>○ En la página de tu repositorio, haz clic en el botón verde "</w:t>
-      </w:r>
-      <w:proofErr w:type="spellStart"/>
-      <w:r>
-        <w:t>Code</w:t>
-      </w:r>
-      <w:proofErr w:type="spellEnd"/>
-      <w:r>
-        <w:t xml:space="preserve">" y copia la URL. </w:t>
-      </w:r>
-    </w:p>
-    <w:p>
-      <w:r>
-        <w:t xml:space="preserve">○ Clona el repositorio en tu computadora usando el comando </w:t>
-      </w:r>
-      <w:proofErr w:type="spellStart"/>
-      <w:r>
-        <w:t>git</w:t>
-      </w:r>
-      <w:proofErr w:type="spellEnd"/>
-      <w:r>
-        <w:t xml:space="preserve"> clone en la terminal. </w:t>
-      </w:r>
-    </w:p>
-    <w:p>
-      <w:r>
-        <w:t xml:space="preserve">○ (Evidencia: Captura de pantalla de la terminal mostrando el comando </w:t>
-      </w:r>
-      <w:proofErr w:type="spellStart"/>
-      <w:r>
-        <w:t>git</w:t>
-      </w:r>
-      <w:proofErr w:type="spellEnd"/>
-      <w:r>
-        <w:t xml:space="preserve"> clone y su salida). </w:t>
-      </w:r>
-    </w:p>
-    <w:p>
-      <w:pPr>
-        <w:rPr>
-          <w:rFonts w:cstheme="minorHAnsi"/>
-          <w:lang w:val="es-ES"/>
-        </w:rPr>
-      </w:pPr>
-      <w:r>
-        <w:t xml:space="preserve">○ Abre la carpeta del proyecto recién creada con Visual Studio </w:t>
-      </w:r>
-      <w:proofErr w:type="spellStart"/>
-      <w:r>
-        <w:t>Code</w:t>
-      </w:r>
-      <w:proofErr w:type="spellEnd"/>
-      <w:r>
-        <w:t>.</w:t>
-      </w:r>
-    </w:p>
-    <w:p>
-      <w:pPr>
-        <w:rPr>
-          <w:rFonts w:cstheme="minorHAnsi"/>
-          <w:lang w:val="es-ES"/>
-        </w:rPr>
-      </w:pPr>
-    </w:p>
-    <w:p>
-      <w:pPr>
-        <w:rPr>
-          <w:rFonts w:cstheme="minorHAnsi"/>
-          <w:lang w:val="es-ES"/>
-        </w:rPr>
-      </w:pPr>
-      <w:r>
-        <w:rPr>
-          <w:rFonts w:cstheme="minorHAnsi"/>
-          <w:lang w:val="es-ES"/>
-        </w:rPr>
-        <w:lastRenderedPageBreak/>
-        <w:drawing>
-          <wp:anchor distT="0" distB="0" distL="114300" distR="114300" simplePos="0" relativeHeight="251659264" behindDoc="1" locked="0" layoutInCell="1" allowOverlap="1" wp14:anchorId="472EC4B1" wp14:editId="40C56CAB">
-            <wp:simplePos x="0" y="0"/>
-            <wp:positionH relativeFrom="column">
-              <wp:posOffset>635</wp:posOffset>
-            </wp:positionH>
-            <wp:positionV relativeFrom="paragraph">
-              <wp:posOffset>635</wp:posOffset>
-            </wp:positionV>
-            <wp:extent cx="6570980" cy="2425065"/>
-            <wp:effectExtent l="0" t="0" r="1270" b="0"/>
-            <wp:wrapNone/>
-            <wp:docPr id="3" name="Imagen 3"/>
             <wp:cNvGraphicFramePr>
               <a:graphicFrameLocks xmlns:a="http://schemas.openxmlformats.org/drawingml/2006/main" noChangeAspect="1"/>
             </wp:cNvGraphicFramePr>
@@ -465,7 +779,7 @@
                   <pic:spPr>
                     <a:xfrm>
                       <a:off x="0" y="0"/>
-                      <a:ext cx="6570980" cy="2425065"/>
+                      <a:ext cx="5219741" cy="2362200"/>
                     </a:xfrm>
                     <a:prstGeom prst="rect">
                       <a:avLst/>
@@ -474,6 +788,12 @@
                 </pic:pic>
               </a:graphicData>
             </a:graphic>
+            <wp14:sizeRelH relativeFrom="margin">
+              <wp14:pctWidth>0</wp14:pctWidth>
+            </wp14:sizeRelH>
+            <wp14:sizeRelV relativeFrom="margin">
+              <wp14:pctHeight>0</wp14:pctHeight>
+            </wp14:sizeRelV>
           </wp:anchor>
         </w:drawing>
       </w:r>
@@ -541,24 +861,125 @@
           <w:lang w:val="es-ES"/>
         </w:rPr>
       </w:pPr>
+    </w:p>
+    <w:p>
+      <w:pPr>
+        <w:rPr>
+          <w:rFonts w:cstheme="minorHAnsi"/>
+          <w:lang w:val="es-ES"/>
+        </w:rPr>
+      </w:pPr>
+    </w:p>
+    <w:p>
+      <w:pPr>
+        <w:rPr>
+          <w:b/>
+          <w:bCs/>
+          <w:i/>
+          <w:iCs/>
+        </w:rPr>
+      </w:pPr>
+      <w:r>
+        <w:rPr>
+          <w:b/>
+          <w:bCs/>
+          <w:i/>
+          <w:iCs/>
+        </w:rPr>
+        <w:t xml:space="preserve">Configuración Local (Clonar): </w:t>
+      </w:r>
+    </w:p>
+    <w:p>
+      <w:r>
+        <w:t>○ En la página de tu repositorio, haz clic en el botón verde "</w:t>
+      </w:r>
+      <w:proofErr w:type="spellStart"/>
+      <w:r>
+        <w:t>Code</w:t>
+      </w:r>
+      <w:proofErr w:type="spellEnd"/>
+      <w:r>
+        <w:t xml:space="preserve">" y copia la URL. </w:t>
+      </w:r>
+    </w:p>
+    <w:p>
+      <w:r>
+        <w:t xml:space="preserve">○ Clona el repositorio en tu computadora usando el comando </w:t>
+      </w:r>
+      <w:proofErr w:type="spellStart"/>
+      <w:r>
+        <w:t>git</w:t>
+      </w:r>
+      <w:proofErr w:type="spellEnd"/>
+      <w:r>
+        <w:t xml:space="preserve"> clone en la terminal. </w:t>
+      </w:r>
+    </w:p>
+    <w:p>
+      <w:r>
+        <w:t xml:space="preserve">○ (Evidencia: Captura de pantalla de la terminal mostrando el comando </w:t>
+      </w:r>
+      <w:proofErr w:type="spellStart"/>
+      <w:r>
+        <w:t>git</w:t>
+      </w:r>
+      <w:proofErr w:type="spellEnd"/>
+      <w:r>
+        <w:t xml:space="preserve"> clone y su salida). </w:t>
+      </w:r>
+    </w:p>
+    <w:p>
+      <w:pPr>
+        <w:rPr>
+          <w:rFonts w:cstheme="minorHAnsi"/>
+          <w:lang w:val="es-ES"/>
+        </w:rPr>
+      </w:pPr>
+      <w:r>
+        <w:t xml:space="preserve">○ Abre la carpeta del proyecto recién creada con Visual Studio </w:t>
+      </w:r>
+      <w:proofErr w:type="spellStart"/>
+      <w:r>
+        <w:t>Code</w:t>
+      </w:r>
+      <w:proofErr w:type="spellEnd"/>
+      <w:r>
+        <w:t>.</w:t>
+      </w:r>
+    </w:p>
+    <w:p>
+      <w:pPr>
+        <w:rPr>
+          <w:rFonts w:cstheme="minorHAnsi"/>
+          <w:lang w:val="es-ES"/>
+        </w:rPr>
+      </w:pPr>
+    </w:p>
+    <w:p>
+      <w:pPr>
+        <w:rPr>
+          <w:rFonts w:cstheme="minorHAnsi"/>
+          <w:lang w:val="es-ES"/>
+        </w:rPr>
+      </w:pPr>
       <w:r>
         <w:rPr>
           <w:rFonts w:cstheme="minorHAnsi"/>
           <w:lang w:val="es-ES"/>
         </w:rPr>
         <w:drawing>
-          <wp:anchor distT="0" distB="0" distL="114300" distR="114300" simplePos="0" relativeHeight="251660288" behindDoc="1" locked="0" layoutInCell="1" allowOverlap="1" wp14:anchorId="275C8FEC" wp14:editId="00D24B15">
+          <wp:anchor distT="0" distB="0" distL="114300" distR="114300" simplePos="0" relativeHeight="251669504" behindDoc="1" locked="0" layoutInCell="1" allowOverlap="1" wp14:anchorId="76BBE976" wp14:editId="3339D168">
             <wp:simplePos x="0" y="0"/>
-            <wp:positionH relativeFrom="margin">
-              <wp:align>center</wp:align>
+            <wp:positionH relativeFrom="page">
+              <wp:posOffset>1577340</wp:posOffset>
             </wp:positionH>
             <wp:positionV relativeFrom="paragraph">
-              <wp:posOffset>267970</wp:posOffset>
+              <wp:posOffset>69215</wp:posOffset>
             </wp:positionV>
-            <wp:extent cx="3391194" cy="1828958"/>
-            <wp:effectExtent l="0" t="0" r="0" b="0"/>
+            <wp:extent cx="4390080" cy="1821180"/>
+            <wp:effectExtent l="0" t="0" r="0" b="7620"/>
             <wp:wrapNone/>
-            <wp:docPr id="4" name="Imagen 4"/>
+            <wp:docPr id="2" name="Imagen 2"/>
             <wp:cNvGraphicFramePr>
               <a:graphicFrameLocks xmlns:a="http://schemas.openxmlformats.org/drawingml/2006/main" noChangeAspect="1"/>
             </wp:cNvGraphicFramePr>
@@ -584,7 +1005,7 @@
                   <pic:spPr>
                     <a:xfrm>
                       <a:off x="0" y="0"/>
-                      <a:ext cx="3391194" cy="1828958"/>
+                      <a:ext cx="4390080" cy="1821180"/>
                     </a:xfrm>
                     <a:prstGeom prst="rect">
                       <a:avLst/>
@@ -593,6 +1014,12 @@
                 </pic:pic>
               </a:graphicData>
             </a:graphic>
+            <wp14:sizeRelH relativeFrom="margin">
+              <wp14:pctWidth>0</wp14:pctWidth>
+            </wp14:sizeRelH>
+            <wp14:sizeRelV relativeFrom="margin">
+              <wp14:pctHeight>0</wp14:pctHeight>
+            </wp14:sizeRelV>
           </wp:anchor>
         </w:drawing>
       </w:r>
@@ -640,38 +1067,22 @@
     <w:p>
       <w:pPr>
         <w:rPr>
-          <w:rFonts w:cstheme="minorHAnsi"/>
-          <w:lang w:val="es-ES"/>
-        </w:rPr>
-      </w:pPr>
-    </w:p>
-    <w:p>
-      <w:pPr>
-        <w:rPr>
-          <w:rFonts w:cstheme="minorHAnsi"/>
-          <w:lang w:val="es-ES"/>
-        </w:rPr>
-      </w:pPr>
-    </w:p>
-    <w:p>
-      <w:pPr>
-        <w:rPr>
           <w:b/>
           <w:bCs/>
           <w:i/>
           <w:iCs/>
         </w:rPr>
       </w:pPr>
-      <w:r>
+    </w:p>
+    <w:p>
+      <w:pPr>
         <w:rPr>
           <w:b/>
           <w:bCs/>
           <w:i/>
           <w:iCs/>
         </w:rPr>
-        <w:t xml:space="preserve">Creación del Archivo de Trabajo y </w:t>
-      </w:r>
-      <w:proofErr w:type="spellStart"/>
+      </w:pPr>
       <w:r>
         <w:rPr>
           <w:b/>
@@ -679,9 +1090,9 @@
           <w:i/>
           <w:iCs/>
         </w:rPr>
-        <w:t>Commit</w:t>
-      </w:r>
-      <w:proofErr w:type="spellEnd"/>
+        <w:t xml:space="preserve">Creación del Archivo de Trabajo y </w:t>
+      </w:r>
+      <w:proofErr w:type="spellStart"/>
       <w:r>
         <w:rPr>
           <w:b/>
@@ -689,6 +1100,16 @@
           <w:i/>
           <w:iCs/>
         </w:rPr>
+        <w:t>Commit</w:t>
+      </w:r>
+      <w:proofErr w:type="spellEnd"/>
+      <w:r>
+        <w:rPr>
+          <w:b/>
+          <w:bCs/>
+          <w:i/>
+          <w:iCs/>
+        </w:rPr>
         <w:t>:</w:t>
       </w:r>
     </w:p>
@@ -762,42 +1183,28 @@
       </w:r>
       <w:proofErr w:type="spellEnd"/>
       <w:r>
-        <w:t>: Creación inicial del archivo de portfolio. ○ Presiona el botón "</w:t>
-      </w:r>
-      <w:proofErr w:type="spellStart"/>
-      <w:r>
-        <w:t>Commit</w:t>
-      </w:r>
-      <w:proofErr w:type="spellEnd"/>
-      <w:r>
-        <w:t>".</w:t>
-      </w:r>
-    </w:p>
-    <w:p>
-      <w:pPr>
-        <w:rPr>
-          <w:rFonts w:cstheme="minorHAnsi"/>
-          <w:lang w:val="es-ES"/>
-        </w:rPr>
-      </w:pPr>
+        <w:t xml:space="preserve">: Creación inicial del archivo de portfolio. </w:t>
+      </w:r>
+    </w:p>
+    <w:p>
       <w:r>
         <w:rPr>
           <w:rFonts w:cstheme="minorHAnsi"/>
           <w:lang w:val="es-ES"/>
         </w:rPr>
         <w:drawing>
-          <wp:anchor distT="0" distB="0" distL="114300" distR="114300" simplePos="0" relativeHeight="251663360" behindDoc="1" locked="0" layoutInCell="1" allowOverlap="1" wp14:anchorId="65C98759" wp14:editId="3B761D3B">
+          <wp:anchor distT="0" distB="0" distL="114300" distR="114300" simplePos="0" relativeHeight="251670528" behindDoc="1" locked="0" layoutInCell="1" allowOverlap="1" wp14:anchorId="796B4F63" wp14:editId="3DF2F3DD">
             <wp:simplePos x="0" y="0"/>
-            <wp:positionH relativeFrom="column">
-              <wp:posOffset>3010535</wp:posOffset>
+            <wp:positionH relativeFrom="margin">
+              <wp:posOffset>1531620</wp:posOffset>
             </wp:positionH>
             <wp:positionV relativeFrom="paragraph">
-              <wp:posOffset>40005</wp:posOffset>
+              <wp:posOffset>278765</wp:posOffset>
             </wp:positionV>
-            <wp:extent cx="2537460" cy="1241608"/>
+            <wp:extent cx="2560320" cy="1475950"/>
             <wp:effectExtent l="0" t="0" r="0" b="0"/>
             <wp:wrapNone/>
-            <wp:docPr id="7" name="Imagen 7"/>
+            <wp:docPr id="8" name="Imagen 8"/>
             <wp:cNvGraphicFramePr>
               <a:graphicFrameLocks xmlns:a="http://schemas.openxmlformats.org/drawingml/2006/main" noChangeAspect="1"/>
             </wp:cNvGraphicFramePr>
@@ -823,7 +1230,7 @@
                   <pic:spPr>
                     <a:xfrm>
                       <a:off x="0" y="0"/>
-                      <a:ext cx="2551310" cy="1248385"/>
+                      <a:ext cx="2560320" cy="1475950"/>
                     </a:xfrm>
                     <a:prstGeom prst="rect">
                       <a:avLst/>
@@ -842,23 +1249,273 @@
         </w:drawing>
       </w:r>
       <w:r>
-        <w:rPr>
-          <w:rFonts w:cstheme="minorHAnsi"/>
-          <w:lang w:val="es-ES"/>
-        </w:rPr>
+        <w:t>○ Presiona el botón "</w:t>
+      </w:r>
+      <w:proofErr w:type="spellStart"/>
+      <w:r>
+        <w:t>Commit</w:t>
+      </w:r>
+      <w:proofErr w:type="spellEnd"/>
+      <w:r>
+        <w:t>".</w:t>
+      </w:r>
+    </w:p>
+    <w:p>
+      <w:pPr>
+        <w:rPr>
+          <w:rFonts w:cstheme="minorHAnsi"/>
+          <w:lang w:val="es-ES"/>
+        </w:rPr>
+      </w:pPr>
+    </w:p>
+    <w:p>
+      <w:pPr>
+        <w:rPr>
+          <w:rFonts w:cstheme="minorHAnsi"/>
+          <w:lang w:val="es-ES"/>
+        </w:rPr>
+      </w:pPr>
+    </w:p>
+    <w:p>
+      <w:pPr>
+        <w:rPr>
+          <w:rFonts w:cstheme="minorHAnsi"/>
+          <w:lang w:val="es-ES"/>
+        </w:rPr>
+      </w:pPr>
+    </w:p>
+    <w:p>
+      <w:pPr>
+        <w:rPr>
+          <w:rFonts w:cstheme="minorHAnsi"/>
+          <w:lang w:val="es-ES"/>
+        </w:rPr>
+      </w:pPr>
+    </w:p>
+    <w:p>
+      <w:pPr>
+        <w:rPr>
+          <w:rFonts w:cstheme="minorHAnsi"/>
+          <w:lang w:val="es-ES"/>
+        </w:rPr>
+      </w:pPr>
+    </w:p>
+    <w:p>
+      <w:pPr>
+        <w:rPr>
+          <w:rFonts w:cstheme="minorHAnsi"/>
+          <w:lang w:val="es-ES"/>
+        </w:rPr>
+      </w:pPr>
+    </w:p>
+    <w:p>
+      <w:pPr>
+        <w:rPr>
+          <w:rFonts w:cstheme="minorHAnsi"/>
+          <w:lang w:val="es-ES"/>
+        </w:rPr>
+      </w:pPr>
+    </w:p>
+    <w:p>
+      <w:pPr>
+        <w:tabs>
+          <w:tab w:val="left" w:pos="1224"/>
+        </w:tabs>
+        <w:rPr>
+          <w:b/>
+          <w:bCs/>
+          <w:i/>
+          <w:iCs/>
+        </w:rPr>
+      </w:pPr>
+      <w:r>
+        <w:rPr>
+          <w:b/>
+          <w:bCs/>
+          <w:i/>
+          <w:iCs/>
+        </w:rPr>
+        <w:t xml:space="preserve">Desarrollo con Ramas (Todo desde VS </w:t>
+      </w:r>
+      <w:proofErr w:type="spellStart"/>
+      <w:r>
+        <w:rPr>
+          <w:b/>
+          <w:bCs/>
+          <w:i/>
+          <w:iCs/>
+        </w:rPr>
+        <w:t>Code</w:t>
+      </w:r>
+      <w:proofErr w:type="spellEnd"/>
+      <w:r>
+        <w:rPr>
+          <w:b/>
+          <w:bCs/>
+          <w:i/>
+          <w:iCs/>
+        </w:rPr>
+        <w:t xml:space="preserve">): </w:t>
+      </w:r>
+    </w:p>
+    <w:p>
+      <w:pPr>
+        <w:tabs>
+          <w:tab w:val="left" w:pos="1224"/>
+        </w:tabs>
+        <w:rPr>
+          <w:i/>
+          <w:iCs/>
+        </w:rPr>
+      </w:pPr>
+      <w:r>
+        <w:rPr>
+          <w:i/>
+          <w:iCs/>
+        </w:rPr>
+        <w:t>○ Rama 1 (</w:t>
+      </w:r>
+      <w:proofErr w:type="spellStart"/>
+      <w:r>
+        <w:rPr>
+          <w:i/>
+          <w:iCs/>
+        </w:rPr>
+        <w:t>feature</w:t>
+      </w:r>
+      <w:proofErr w:type="spellEnd"/>
+      <w:r>
+        <w:rPr>
+          <w:i/>
+          <w:iCs/>
+        </w:rPr>
+        <w:t>/</w:t>
+      </w:r>
+      <w:proofErr w:type="spellStart"/>
+      <w:r>
+        <w:rPr>
+          <w:i/>
+          <w:iCs/>
+        </w:rPr>
+        <w:t>sobre-mi</w:t>
+      </w:r>
+      <w:proofErr w:type="spellEnd"/>
+      <w:r>
+        <w:rPr>
+          <w:i/>
+          <w:iCs/>
+        </w:rPr>
+        <w:t xml:space="preserve">): </w:t>
+      </w:r>
+    </w:p>
+    <w:p>
+      <w:pPr>
+        <w:tabs>
+          <w:tab w:val="left" w:pos="1224"/>
+        </w:tabs>
+      </w:pPr>
+      <w:r>
+        <w:rPr>
+          <w:rFonts w:ascii="Arial" w:hAnsi="Arial" w:cs="Arial"/>
+        </w:rPr>
+        <w:t>■</w:t>
+      </w:r>
+      <w:r>
+        <w:t xml:space="preserve"> Haz clic en el nombre de la rama actual (</w:t>
+      </w:r>
+      <w:proofErr w:type="spellStart"/>
+      <w:r>
+        <w:t>main</w:t>
+      </w:r>
+      <w:proofErr w:type="spellEnd"/>
+      <w:r>
+        <w:t xml:space="preserve">) en la esquina inferior izquierda de VS </w:t>
+      </w:r>
+      <w:proofErr w:type="spellStart"/>
+      <w:r>
+        <w:t>Code</w:t>
+      </w:r>
+      <w:proofErr w:type="spellEnd"/>
+      <w:r>
+        <w:t xml:space="preserve"> y selecciona "Crear nueva rama...". Nómbrala </w:t>
+      </w:r>
+      <w:proofErr w:type="spellStart"/>
+      <w:r>
+        <w:t>feature</w:t>
+      </w:r>
+      <w:proofErr w:type="spellEnd"/>
+      <w:r>
+        <w:t>/</w:t>
+      </w:r>
+      <w:proofErr w:type="spellStart"/>
+      <w:r>
+        <w:t>sobre-mi</w:t>
+      </w:r>
+      <w:proofErr w:type="spellEnd"/>
+      <w:r>
+        <w:t xml:space="preserve">. </w:t>
+      </w:r>
+    </w:p>
+    <w:p>
+      <w:pPr>
+        <w:tabs>
+          <w:tab w:val="left" w:pos="1224"/>
+        </w:tabs>
+      </w:pPr>
+      <w:r>
+        <w:rPr>
+          <w:rFonts w:ascii="Arial" w:hAnsi="Arial" w:cs="Arial"/>
+        </w:rPr>
+        <w:t>■</w:t>
+      </w:r>
+      <w:r>
+        <w:t xml:space="preserve"> (Evidencia: Captura de pantalla mostrando que VS </w:t>
+      </w:r>
+      <w:proofErr w:type="spellStart"/>
+      <w:r>
+        <w:t>Code</w:t>
+      </w:r>
+      <w:proofErr w:type="spellEnd"/>
+      <w:r>
+        <w:t xml:space="preserve"> ahora indica que estás en la rama </w:t>
+      </w:r>
+      <w:proofErr w:type="spellStart"/>
+      <w:r>
+        <w:t>feature</w:t>
+      </w:r>
+      <w:proofErr w:type="spellEnd"/>
+      <w:r>
+        <w:t>/</w:t>
+      </w:r>
+      <w:proofErr w:type="spellStart"/>
+      <w:r>
+        <w:t>sobre-mi</w:t>
+      </w:r>
+      <w:proofErr w:type="spellEnd"/>
+      <w:r>
+        <w:t>).</w:t>
+      </w:r>
+    </w:p>
+    <w:p>
+      <w:pPr>
+        <w:tabs>
+          <w:tab w:val="left" w:pos="1224"/>
+        </w:tabs>
+      </w:pPr>
+      <w:r>
         <w:drawing>
-          <wp:anchor distT="0" distB="0" distL="114300" distR="114300" simplePos="0" relativeHeight="251661312" behindDoc="1" locked="0" layoutInCell="1" allowOverlap="1" wp14:anchorId="443AC417" wp14:editId="5BEE91B3">
+          <wp:anchor distT="0" distB="0" distL="114300" distR="114300" simplePos="0" relativeHeight="251671552" behindDoc="1" locked="0" layoutInCell="1" allowOverlap="1" wp14:anchorId="22B41A4C" wp14:editId="240F4E85">
             <wp:simplePos x="0" y="0"/>
-            <wp:positionH relativeFrom="margin">
-              <wp:posOffset>571500</wp:posOffset>
+            <wp:positionH relativeFrom="column">
+              <wp:posOffset>267335</wp:posOffset>
             </wp:positionH>
             <wp:positionV relativeFrom="paragraph">
-              <wp:posOffset>32385</wp:posOffset>
+              <wp:posOffset>12700</wp:posOffset>
             </wp:positionV>
-            <wp:extent cx="2240280" cy="1189583"/>
-            <wp:effectExtent l="0" t="0" r="7620" b="0"/>
+            <wp:extent cx="2848373" cy="352474"/>
+            <wp:effectExtent l="0" t="0" r="9525" b="9525"/>
             <wp:wrapNone/>
-            <wp:docPr id="5" name="Imagen 5"/>
+            <wp:docPr id="12" name="Imagen 12"/>
             <wp:cNvGraphicFramePr>
               <a:graphicFrameLocks xmlns:a="http://schemas.openxmlformats.org/drawingml/2006/main" noChangeAspect="1"/>
             </wp:cNvGraphicFramePr>
@@ -884,7 +1541,7 @@
                   <pic:spPr>
                     <a:xfrm>
                       <a:off x="0" y="0"/>
-                      <a:ext cx="2240280" cy="1189583"/>
+                      <a:ext cx="2848373" cy="352474"/>
                     </a:xfrm>
                     <a:prstGeom prst="rect">
                       <a:avLst/>
@@ -893,90 +1550,122 @@
                 </pic:pic>
               </a:graphicData>
             </a:graphic>
-            <wp14:sizeRelH relativeFrom="margin">
-              <wp14:pctWidth>0</wp14:pctWidth>
-            </wp14:sizeRelH>
-            <wp14:sizeRelV relativeFrom="margin">
-              <wp14:pctHeight>0</wp14:pctHeight>
-            </wp14:sizeRelV>
           </wp:anchor>
         </w:drawing>
       </w:r>
     </w:p>
     <w:p>
       <w:pPr>
-        <w:rPr>
-          <w:rFonts w:cstheme="minorHAnsi"/>
-          <w:lang w:val="es-ES"/>
-        </w:rPr>
-      </w:pPr>
-    </w:p>
-    <w:p>
-      <w:pPr>
-        <w:rPr>
-          <w:rFonts w:cstheme="minorHAnsi"/>
-          <w:lang w:val="es-ES"/>
-        </w:rPr>
-      </w:pPr>
-    </w:p>
-    <w:p>
-      <w:pPr>
-        <w:rPr>
-          <w:rFonts w:cstheme="minorHAnsi"/>
-          <w:lang w:val="es-ES"/>
-        </w:rPr>
-      </w:pPr>
-    </w:p>
-    <w:p>
-      <w:pPr>
-        <w:rPr>
-          <w:rFonts w:cstheme="minorHAnsi"/>
-          <w:lang w:val="es-ES"/>
-        </w:rPr>
-      </w:pPr>
-    </w:p>
-    <w:p>
-      <w:pPr>
-        <w:rPr>
-          <w:rFonts w:cstheme="minorHAnsi"/>
-          <w:lang w:val="es-ES"/>
-        </w:rPr>
-      </w:pPr>
-    </w:p>
-    <w:p>
-      <w:pPr>
-        <w:rPr>
-          <w:rFonts w:cstheme="minorHAnsi"/>
-          <w:lang w:val="es-ES"/>
-        </w:rPr>
-      </w:pPr>
-    </w:p>
-    <w:p>
-      <w:pPr>
-        <w:rPr>
-          <w:rFonts w:cstheme="minorHAnsi"/>
-          <w:lang w:val="es-ES"/>
-        </w:rPr>
-      </w:pPr>
-      <w:r>
-        <w:rPr>
-          <w:rFonts w:cstheme="minorHAnsi"/>
-          <w:lang w:val="es-ES"/>
-        </w:rPr>
-        <w:lastRenderedPageBreak/>
+        <w:tabs>
+          <w:tab w:val="left" w:pos="1224"/>
+        </w:tabs>
+      </w:pPr>
+    </w:p>
+    <w:p>
+      <w:pPr>
+        <w:tabs>
+          <w:tab w:val="left" w:pos="1224"/>
+        </w:tabs>
+      </w:pPr>
+    </w:p>
+    <w:p>
+      <w:pPr>
+        <w:tabs>
+          <w:tab w:val="left" w:pos="1224"/>
+        </w:tabs>
+        <w:rPr>
+          <w:rFonts w:cstheme="minorHAnsi"/>
+        </w:rPr>
+      </w:pPr>
+      <w:r>
+        <w:rPr>
+          <w:rFonts w:ascii="Arial" w:hAnsi="Arial" w:cs="Arial"/>
+        </w:rPr>
+        <w:t>■</w:t>
+      </w:r>
+      <w:r>
+        <w:rPr>
+          <w:rFonts w:cstheme="minorHAnsi"/>
+        </w:rPr>
+        <w:t xml:space="preserve"> Añade la sección ## Sobre Mí al archivo PORTFOLIO.md y guarda los cambios. </w:t>
+      </w:r>
+    </w:p>
+    <w:p>
+      <w:pPr>
+        <w:tabs>
+          <w:tab w:val="left" w:pos="1224"/>
+        </w:tabs>
+        <w:rPr>
+          <w:rFonts w:cstheme="minorHAnsi"/>
+        </w:rPr>
+      </w:pPr>
+      <w:r>
+        <w:rPr>
+          <w:rFonts w:ascii="Arial" w:hAnsi="Arial" w:cs="Arial"/>
+        </w:rPr>
+        <w:t>■</w:t>
+      </w:r>
+      <w:r>
+        <w:rPr>
+          <w:rFonts w:cstheme="minorHAnsi"/>
+        </w:rPr>
+        <w:t xml:space="preserve"> En la pestaña de Git, haz el </w:t>
+      </w:r>
+      <w:proofErr w:type="spellStart"/>
+      <w:r>
+        <w:rPr>
+          <w:rFonts w:cstheme="minorHAnsi"/>
+        </w:rPr>
+        <w:t>commit</w:t>
+      </w:r>
+      <w:proofErr w:type="spellEnd"/>
+      <w:r>
+        <w:rPr>
+          <w:rFonts w:cstheme="minorHAnsi"/>
+        </w:rPr>
+        <w:t xml:space="preserve"> con el mensaje: </w:t>
+      </w:r>
+      <w:proofErr w:type="spellStart"/>
+      <w:r>
+        <w:rPr>
+          <w:rFonts w:cstheme="minorHAnsi"/>
+        </w:rPr>
+        <w:t>feat</w:t>
+      </w:r>
+      <w:proofErr w:type="spellEnd"/>
+      <w:r>
+        <w:rPr>
+          <w:rFonts w:cstheme="minorHAnsi"/>
+        </w:rPr>
+        <w:t xml:space="preserve">: Agrega sección "Sobre Mí". </w:t>
+      </w:r>
+    </w:p>
+    <w:p>
+      <w:pPr>
+        <w:tabs>
+          <w:tab w:val="left" w:pos="1224"/>
+        </w:tabs>
+        <w:rPr>
+          <w:rFonts w:cstheme="minorHAnsi"/>
+        </w:rPr>
+      </w:pPr>
+      <w:r>
+        <w:rPr>
+          <w:rFonts w:cstheme="minorHAnsi"/>
+        </w:rPr>
         <w:drawing>
-          <wp:anchor distT="0" distB="0" distL="114300" distR="114300" simplePos="0" relativeHeight="251665408" behindDoc="1" locked="0" layoutInCell="1" allowOverlap="1" wp14:anchorId="45C7E1DD" wp14:editId="5A9460BA">
+          <wp:anchor distT="0" distB="0" distL="114300" distR="114300" simplePos="0" relativeHeight="251672576" behindDoc="1" locked="0" layoutInCell="1" allowOverlap="1" wp14:anchorId="45BD3C74" wp14:editId="4FD90A50">
             <wp:simplePos x="0" y="0"/>
-            <wp:positionH relativeFrom="column">
-              <wp:posOffset>1902460</wp:posOffset>
+            <wp:positionH relativeFrom="margin">
+              <wp:posOffset>1432560</wp:posOffset>
             </wp:positionH>
             <wp:positionV relativeFrom="paragraph">
-              <wp:posOffset>183515</wp:posOffset>
+              <wp:posOffset>282575</wp:posOffset>
             </wp:positionV>
-            <wp:extent cx="2358174" cy="3368040"/>
-            <wp:effectExtent l="0" t="0" r="4445" b="3810"/>
+            <wp:extent cx="3558540" cy="2033451"/>
+            <wp:effectExtent l="0" t="0" r="3810" b="5080"/>
             <wp:wrapNone/>
-            <wp:docPr id="9" name="Imagen 9"/>
+            <wp:docPr id="13" name="Imagen 13"/>
             <wp:cNvGraphicFramePr>
               <a:graphicFrameLocks xmlns:a="http://schemas.openxmlformats.org/drawingml/2006/main" noChangeAspect="1"/>
             </wp:cNvGraphicFramePr>
@@ -1002,7 +1691,7 @@
                   <pic:spPr>
                     <a:xfrm>
                       <a:off x="0" y="0"/>
-                      <a:ext cx="2358174" cy="3368040"/>
+                      <a:ext cx="3558540" cy="2033451"/>
                     </a:xfrm>
                     <a:prstGeom prst="rect">
                       <a:avLst/>
@@ -1020,157 +1709,32 @@
           </wp:anchor>
         </w:drawing>
       </w:r>
-    </w:p>
-    <w:p>
-      <w:pPr>
-        <w:rPr>
-          <w:rFonts w:cstheme="minorHAnsi"/>
-          <w:lang w:val="es-ES"/>
-        </w:rPr>
-      </w:pPr>
-      <w:r>
-        <w:rPr>
-          <w:rFonts w:cstheme="minorHAnsi"/>
-          <w:lang w:val="es-ES"/>
-        </w:rPr>
-        <w:drawing>
-          <wp:anchor distT="0" distB="0" distL="114300" distR="114300" simplePos="0" relativeHeight="251662336" behindDoc="1" locked="0" layoutInCell="1" allowOverlap="1" wp14:anchorId="7DF2D040" wp14:editId="1E6374B4">
-            <wp:simplePos x="0" y="0"/>
-            <wp:positionH relativeFrom="column">
-              <wp:posOffset>635</wp:posOffset>
-            </wp:positionH>
-            <wp:positionV relativeFrom="paragraph">
-              <wp:posOffset>-7895590</wp:posOffset>
-            </wp:positionV>
-            <wp:extent cx="3208298" cy="1569856"/>
-            <wp:effectExtent l="0" t="0" r="0" b="0"/>
-            <wp:wrapNone/>
-            <wp:docPr id="6" name="Imagen 6"/>
-            <wp:cNvGraphicFramePr>
-              <a:graphicFrameLocks xmlns:a="http://schemas.openxmlformats.org/drawingml/2006/main" noChangeAspect="1"/>
-            </wp:cNvGraphicFramePr>
-            <a:graphic xmlns:a="http://schemas.openxmlformats.org/drawingml/2006/main">
-              <a:graphicData uri="http://schemas.openxmlformats.org/drawingml/2006/picture">
-                <pic:pic xmlns:pic="http://schemas.openxmlformats.org/drawingml/2006/picture">
-                  <pic:nvPicPr>
-                    <pic:cNvPr id="1" name=""/>
-                    <pic:cNvPicPr/>
-                  </pic:nvPicPr>
-                  <pic:blipFill>
-                    <a:blip r:embed="rId10">
-                      <a:extLst>
-                        <a:ext uri="{28A0092B-C50C-407E-A947-70E740481C1C}">
-                          <a14:useLocalDpi xmlns:a14="http://schemas.microsoft.com/office/drawing/2010/main" val="0"/>
-                        </a:ext>
-                      </a:extLst>
-                    </a:blip>
-                    <a:stretch>
-                      <a:fillRect/>
-                    </a:stretch>
-                  </pic:blipFill>
-                  <pic:spPr>
-                    <a:xfrm>
-                      <a:off x="0" y="0"/>
-                      <a:ext cx="3208298" cy="1569856"/>
-                    </a:xfrm>
-                    <a:prstGeom prst="rect">
-                      <a:avLst/>
-                    </a:prstGeom>
-                  </pic:spPr>
-                </pic:pic>
-              </a:graphicData>
-            </a:graphic>
-          </wp:anchor>
-        </w:drawing>
-      </w:r>
-    </w:p>
-    <w:p>
-      <w:pPr>
-        <w:rPr>
-          <w:rFonts w:cstheme="minorHAnsi"/>
-          <w:lang w:val="es-ES"/>
-        </w:rPr>
-      </w:pPr>
-    </w:p>
-    <w:p>
-      <w:pPr>
-        <w:rPr>
-          <w:rFonts w:cstheme="minorHAnsi"/>
-          <w:lang w:val="es-ES"/>
-        </w:rPr>
-      </w:pPr>
-    </w:p>
-    <w:p>
-      <w:pPr>
-        <w:rPr>
-          <w:rFonts w:cstheme="minorHAnsi"/>
-          <w:lang w:val="es-ES"/>
-        </w:rPr>
-      </w:pPr>
-    </w:p>
-    <w:p>
-      <w:pPr>
-        <w:rPr>
-          <w:rFonts w:cstheme="minorHAnsi"/>
-          <w:lang w:val="es-ES"/>
-        </w:rPr>
-      </w:pPr>
-    </w:p>
-    <w:p>
-      <w:pPr>
-        <w:rPr>
-          <w:rFonts w:cstheme="minorHAnsi"/>
-          <w:lang w:val="es-ES"/>
-        </w:rPr>
-      </w:pPr>
-    </w:p>
-    <w:p>
-      <w:pPr>
-        <w:rPr>
-          <w:rFonts w:cstheme="minorHAnsi"/>
-          <w:lang w:val="es-ES"/>
-        </w:rPr>
-      </w:pPr>
-    </w:p>
-    <w:p>
-      <w:pPr>
-        <w:rPr>
-          <w:rFonts w:cstheme="minorHAnsi"/>
-          <w:lang w:val="es-ES"/>
-        </w:rPr>
-      </w:pPr>
-    </w:p>
-    <w:p>
-      <w:pPr>
-        <w:rPr>
-          <w:rFonts w:cstheme="minorHAnsi"/>
-          <w:lang w:val="es-ES"/>
-        </w:rPr>
-      </w:pPr>
-    </w:p>
-    <w:p>
-      <w:pPr>
-        <w:rPr>
-          <w:rFonts w:cstheme="minorHAnsi"/>
-          <w:lang w:val="es-ES"/>
-        </w:rPr>
-      </w:pPr>
-    </w:p>
-    <w:p>
-      <w:pPr>
-        <w:rPr>
-          <w:rFonts w:cstheme="minorHAnsi"/>
-          <w:lang w:val="es-ES"/>
-        </w:rPr>
-      </w:pPr>
-    </w:p>
-    <w:p>
-      <w:pPr>
-        <w:rPr>
-          <w:rFonts w:cstheme="minorHAnsi"/>
-          <w:lang w:val="es-ES"/>
-        </w:rPr>
-      </w:pPr>
+      <w:r>
+        <w:rPr>
+          <w:rFonts w:ascii="Arial" w:hAnsi="Arial" w:cs="Arial"/>
+        </w:rPr>
+        <w:t>■</w:t>
+      </w:r>
+      <w:r>
+        <w:rPr>
+          <w:rFonts w:cstheme="minorHAnsi"/>
+        </w:rPr>
+        <w:t xml:space="preserve"> (Evidencia: Captura de pantalla del panel de Git mostrando que se realizó el </w:t>
+      </w:r>
+      <w:proofErr w:type="spellStart"/>
+      <w:r>
+        <w:rPr>
+          <w:rFonts w:cstheme="minorHAnsi"/>
+        </w:rPr>
+        <w:t>commit</w:t>
+      </w:r>
+      <w:proofErr w:type="spellEnd"/>
+      <w:r>
+        <w:rPr>
+          <w:rFonts w:cstheme="minorHAnsi"/>
+        </w:rPr>
+        <w:t xml:space="preserve">). </w:t>
+      </w:r>
     </w:p>
     <w:p>
       <w:pPr>
@@ -1178,41 +1742,9 @@
           <w:tab w:val="left" w:pos="1224"/>
         </w:tabs>
         <w:rPr>
-          <w:b/>
-          <w:bCs/>
-          <w:i/>
-          <w:iCs/>
-        </w:rPr>
-      </w:pPr>
-      <w:r>
-        <w:rPr>
-          <w:b/>
-          <w:bCs/>
-          <w:i/>
-          <w:iCs/>
-        </w:rPr>
-        <w:t xml:space="preserve">Desarrollo con Ramas (Todo desde VS </w:t>
-      </w:r>
-      <w:proofErr w:type="spellStart"/>
-      <w:r>
-        <w:rPr>
-          <w:b/>
-          <w:bCs/>
-          <w:i/>
-          <w:iCs/>
-        </w:rPr>
-        <w:t>Code</w:t>
-      </w:r>
-      <w:proofErr w:type="spellEnd"/>
-      <w:r>
-        <w:rPr>
-          <w:b/>
-          <w:bCs/>
-          <w:i/>
-          <w:iCs/>
-        </w:rPr>
-        <w:t xml:space="preserve">): </w:t>
-      </w:r>
+          <w:rFonts w:cstheme="minorHAnsi"/>
+        </w:rPr>
+      </w:pPr>
     </w:p>
     <w:p>
       <w:pPr>
@@ -1220,158 +1752,248 @@
           <w:tab w:val="left" w:pos="1224"/>
         </w:tabs>
         <w:rPr>
-          <w:i/>
-          <w:iCs/>
-        </w:rPr>
-      </w:pPr>
-      <w:r>
-        <w:rPr>
-          <w:i/>
-          <w:iCs/>
-        </w:rPr>
-        <w:t>○ Rama 1 (</w:t>
-      </w:r>
-      <w:proofErr w:type="spellStart"/>
-      <w:r>
-        <w:rPr>
-          <w:i/>
-          <w:iCs/>
-        </w:rPr>
-        <w:t>feature</w:t>
-      </w:r>
-      <w:proofErr w:type="spellEnd"/>
-      <w:r>
-        <w:rPr>
-          <w:i/>
-          <w:iCs/>
-        </w:rPr>
-        <w:t>/</w:t>
-      </w:r>
-      <w:proofErr w:type="spellStart"/>
-      <w:r>
-        <w:rPr>
-          <w:i/>
-          <w:iCs/>
-        </w:rPr>
-        <w:t>sobre-mi</w:t>
-      </w:r>
-      <w:proofErr w:type="spellEnd"/>
-      <w:r>
-        <w:rPr>
-          <w:i/>
-          <w:iCs/>
-        </w:rPr>
-        <w:t xml:space="preserve">): </w:t>
-      </w:r>
+          <w:rFonts w:cstheme="minorHAnsi"/>
+        </w:rPr>
+      </w:pPr>
     </w:p>
     <w:p>
       <w:pPr>
         <w:tabs>
           <w:tab w:val="left" w:pos="1224"/>
         </w:tabs>
-      </w:pPr>
-      <w:r>
-        <w:rPr>
-          <w:rFonts w:ascii="Arial" w:hAnsi="Arial" w:cs="Arial"/>
-        </w:rPr>
-        <w:t>■</w:t>
-      </w:r>
-      <w:r>
-        <w:t xml:space="preserve"> Haz clic en el nombre de la rama actual (</w:t>
-      </w:r>
-      <w:proofErr w:type="spellStart"/>
-      <w:r>
-        <w:t>main</w:t>
-      </w:r>
-      <w:proofErr w:type="spellEnd"/>
-      <w:r>
-        <w:t xml:space="preserve">) en la esquina inferior izquierda de VS </w:t>
-      </w:r>
-      <w:proofErr w:type="spellStart"/>
-      <w:r>
-        <w:t>Code</w:t>
-      </w:r>
-      <w:proofErr w:type="spellEnd"/>
-      <w:r>
-        <w:t xml:space="preserve"> y selecciona "Crear nueva rama...". Nómbrala </w:t>
-      </w:r>
-      <w:proofErr w:type="spellStart"/>
-      <w:r>
-        <w:t>feature</w:t>
-      </w:r>
-      <w:proofErr w:type="spellEnd"/>
-      <w:r>
-        <w:t>/</w:t>
-      </w:r>
-      <w:proofErr w:type="spellStart"/>
-      <w:r>
-        <w:t>sobre-mi</w:t>
-      </w:r>
-      <w:proofErr w:type="spellEnd"/>
-      <w:r>
-        <w:t xml:space="preserve">. </w:t>
-      </w:r>
+        <w:rPr>
+          <w:rFonts w:cstheme="minorHAnsi"/>
+        </w:rPr>
+      </w:pPr>
     </w:p>
     <w:p>
       <w:pPr>
         <w:tabs>
           <w:tab w:val="left" w:pos="1224"/>
         </w:tabs>
-      </w:pPr>
-      <w:r>
-        <w:rPr>
-          <w:rFonts w:ascii="Arial" w:hAnsi="Arial" w:cs="Arial"/>
-        </w:rPr>
-        <w:t>■</w:t>
-      </w:r>
-      <w:r>
-        <w:t xml:space="preserve"> (Evidencia: Captura de pantalla mostrando que VS </w:t>
-      </w:r>
-      <w:proofErr w:type="spellStart"/>
-      <w:r>
-        <w:t>Code</w:t>
-      </w:r>
-      <w:proofErr w:type="spellEnd"/>
-      <w:r>
-        <w:t xml:space="preserve"> ahora indica que estás en la rama </w:t>
-      </w:r>
-      <w:proofErr w:type="spellStart"/>
-      <w:r>
-        <w:t>feature</w:t>
-      </w:r>
-      <w:proofErr w:type="spellEnd"/>
-      <w:r>
-        <w:t>/</w:t>
-      </w:r>
-      <w:proofErr w:type="spellStart"/>
-      <w:r>
-        <w:t>sobre-mi</w:t>
-      </w:r>
-      <w:proofErr w:type="spellEnd"/>
-      <w:r>
-        <w:t>).</w:t>
-      </w:r>
+        <w:rPr>
+          <w:rFonts w:cstheme="minorHAnsi"/>
+        </w:rPr>
+      </w:pPr>
     </w:p>
     <w:p>
       <w:pPr>
         <w:tabs>
           <w:tab w:val="left" w:pos="1224"/>
         </w:tabs>
-      </w:pPr>
-      <w:r>
+        <w:rPr>
+          <w:rFonts w:cstheme="minorHAnsi"/>
+        </w:rPr>
+      </w:pPr>
+    </w:p>
+    <w:p>
+      <w:pPr>
+        <w:tabs>
+          <w:tab w:val="left" w:pos="1224"/>
+        </w:tabs>
+        <w:rPr>
+          <w:rFonts w:cstheme="minorHAnsi"/>
+        </w:rPr>
+      </w:pPr>
+    </w:p>
+    <w:p>
+      <w:pPr>
+        <w:tabs>
+          <w:tab w:val="left" w:pos="1224"/>
+        </w:tabs>
+        <w:rPr>
+          <w:rFonts w:cstheme="minorHAnsi"/>
+        </w:rPr>
+      </w:pPr>
+    </w:p>
+    <w:p>
+      <w:pPr>
+        <w:tabs>
+          <w:tab w:val="left" w:pos="1224"/>
+        </w:tabs>
+        <w:rPr>
+          <w:rFonts w:cstheme="minorHAnsi"/>
+        </w:rPr>
+      </w:pPr>
+    </w:p>
+    <w:p>
+      <w:pPr>
+        <w:tabs>
+          <w:tab w:val="left" w:pos="1224"/>
+        </w:tabs>
+        <w:rPr>
+          <w:rFonts w:cstheme="minorHAnsi"/>
+        </w:rPr>
+      </w:pPr>
+      <w:r>
+        <w:rPr>
+          <w:rFonts w:ascii="Arial" w:hAnsi="Arial" w:cs="Arial"/>
+        </w:rPr>
+        <w:t>■</w:t>
+      </w:r>
+      <w:r>
+        <w:rPr>
+          <w:rFonts w:cstheme="minorHAnsi"/>
+        </w:rPr>
+        <w:t xml:space="preserve"> Vuelve a la rama </w:t>
+      </w:r>
+      <w:proofErr w:type="spellStart"/>
+      <w:r>
+        <w:rPr>
+          <w:rFonts w:cstheme="minorHAnsi"/>
+        </w:rPr>
+        <w:t>main</w:t>
+      </w:r>
+      <w:proofErr w:type="spellEnd"/>
+      <w:r>
+        <w:rPr>
+          <w:rFonts w:cstheme="minorHAnsi"/>
+        </w:rPr>
+        <w:t xml:space="preserve"> (clic abajo a la izquierda -&gt; </w:t>
+      </w:r>
+      <w:proofErr w:type="spellStart"/>
+      <w:r>
+        <w:rPr>
+          <w:rFonts w:cstheme="minorHAnsi"/>
+        </w:rPr>
+        <w:t>main</w:t>
+      </w:r>
+      <w:proofErr w:type="spellEnd"/>
+      <w:r>
+        <w:rPr>
+          <w:rFonts w:cstheme="minorHAnsi"/>
+        </w:rPr>
+        <w:t xml:space="preserve">). </w:t>
+      </w:r>
+    </w:p>
+    <w:p>
+      <w:pPr>
+        <w:tabs>
+          <w:tab w:val="left" w:pos="1224"/>
+        </w:tabs>
+        <w:rPr>
+          <w:rFonts w:cstheme="minorHAnsi"/>
+        </w:rPr>
+      </w:pPr>
+      <w:r>
+        <w:rPr>
+          <w:rFonts w:ascii="Arial" w:hAnsi="Arial" w:cs="Arial"/>
+        </w:rPr>
+        <w:t>■</w:t>
+      </w:r>
+      <w:r>
+        <w:rPr>
+          <w:rFonts w:cstheme="minorHAnsi"/>
+        </w:rPr>
+        <w:t xml:space="preserve"> Usa la paleta de comandos (</w:t>
+      </w:r>
+      <w:proofErr w:type="spellStart"/>
+      <w:r>
+        <w:rPr>
+          <w:rFonts w:cstheme="minorHAnsi"/>
+        </w:rPr>
+        <w:t>Ctrl+Shift+P</w:t>
+      </w:r>
+      <w:proofErr w:type="spellEnd"/>
+      <w:r>
+        <w:rPr>
+          <w:rFonts w:cstheme="minorHAnsi"/>
+        </w:rPr>
+        <w:t xml:space="preserve">), escribe "Git: </w:t>
+      </w:r>
+      <w:proofErr w:type="spellStart"/>
+      <w:r>
+        <w:rPr>
+          <w:rFonts w:cstheme="minorHAnsi"/>
+        </w:rPr>
+        <w:t>Merge</w:t>
+      </w:r>
+      <w:proofErr w:type="spellEnd"/>
+      <w:r>
+        <w:rPr>
+          <w:rFonts w:cstheme="minorHAnsi"/>
+        </w:rPr>
+        <w:t xml:space="preserve"> Branch..." y selecciona la rama </w:t>
+      </w:r>
+      <w:proofErr w:type="spellStart"/>
+      <w:r>
+        <w:rPr>
+          <w:rFonts w:cstheme="minorHAnsi"/>
+        </w:rPr>
+        <w:t>feature</w:t>
+      </w:r>
+      <w:proofErr w:type="spellEnd"/>
+      <w:r>
+        <w:rPr>
+          <w:rFonts w:cstheme="minorHAnsi"/>
+        </w:rPr>
+        <w:t>/</w:t>
+      </w:r>
+      <w:proofErr w:type="spellStart"/>
+      <w:r>
+        <w:rPr>
+          <w:rFonts w:cstheme="minorHAnsi"/>
+        </w:rPr>
+        <w:t>sobre-mi</w:t>
+      </w:r>
+      <w:proofErr w:type="spellEnd"/>
+      <w:r>
+        <w:rPr>
+          <w:rFonts w:cstheme="minorHAnsi"/>
+        </w:rPr>
+        <w:t>.</w:t>
+      </w:r>
+    </w:p>
+    <w:p>
+      <w:pPr>
+        <w:tabs>
+          <w:tab w:val="left" w:pos="1224"/>
+        </w:tabs>
+        <w:rPr>
+          <w:rFonts w:cstheme="minorHAnsi"/>
+        </w:rPr>
+      </w:pPr>
+      <w:r>
+        <w:rPr>
+          <w:rFonts w:ascii="Arial" w:hAnsi="Arial" w:cs="Arial"/>
+        </w:rPr>
+        <w:t>■</w:t>
+      </w:r>
+      <w:r>
+        <w:rPr>
+          <w:rFonts w:cstheme="minorHAnsi"/>
+        </w:rPr>
+        <w:t xml:space="preserve"> (Evidencia: Captura de pantalla de la notificación o resultado de la fusión).</w:t>
+      </w:r>
+    </w:p>
+    <w:p>
+      <w:pPr>
+        <w:tabs>
+          <w:tab w:val="left" w:pos="1224"/>
+        </w:tabs>
+        <w:rPr>
+          <w:rFonts w:cstheme="minorHAnsi"/>
+          <w:lang w:val="es-ES"/>
+        </w:rPr>
+      </w:pPr>
+      <w:r>
+        <w:rPr>
+          <w:rFonts w:cstheme="minorHAnsi"/>
+          <w:lang w:val="es-ES"/>
+        </w:rPr>
         <w:drawing>
-          <wp:anchor distT="0" distB="0" distL="114300" distR="114300" simplePos="0" relativeHeight="251666432" behindDoc="1" locked="0" layoutInCell="1" allowOverlap="1" wp14:anchorId="685CFB42" wp14:editId="631D9189">
+          <wp:anchor distT="0" distB="0" distL="114300" distR="114300" simplePos="0" relativeHeight="251673600" behindDoc="1" locked="0" layoutInCell="1" allowOverlap="1" wp14:anchorId="0DC777EE" wp14:editId="5B557DEE">
             <wp:simplePos x="0" y="0"/>
             <wp:positionH relativeFrom="margin">
-              <wp:posOffset>1493520</wp:posOffset>
+              <wp:align>center</wp:align>
             </wp:positionH>
             <wp:positionV relativeFrom="paragraph">
-              <wp:posOffset>5080</wp:posOffset>
+              <wp:posOffset>24765</wp:posOffset>
             </wp:positionV>
-            <wp:extent cx="3093720" cy="680332"/>
-            <wp:effectExtent l="0" t="0" r="0" b="5715"/>
+            <wp:extent cx="3581400" cy="2284687"/>
+            <wp:effectExtent l="0" t="0" r="0" b="1905"/>
             <wp:wrapNone/>
-            <wp:docPr id="10" name="Imagen 10"/>
+            <wp:docPr id="14" name="Imagen 14"/>
             <wp:cNvGraphicFramePr>
               <a:graphicFrameLocks xmlns:a="http://schemas.openxmlformats.org/drawingml/2006/main" noChangeAspect="1"/>
             </wp:cNvGraphicFramePr>
@@ -1397,7 +2019,7 @@
                   <pic:spPr>
                     <a:xfrm>
                       <a:off x="0" y="0"/>
-                      <a:ext cx="3093720" cy="680332"/>
+                      <a:ext cx="3581400" cy="2284687"/>
                     </a:xfrm>
                     <a:prstGeom prst="rect">
                       <a:avLst/>
@@ -1418,180 +2040,413 @@
     </w:p>
     <w:p>
       <w:pPr>
-        <w:tabs>
-          <w:tab w:val="left" w:pos="1224"/>
-        </w:tabs>
-      </w:pPr>
-    </w:p>
-    <w:p>
-      <w:pPr>
-        <w:tabs>
-          <w:tab w:val="left" w:pos="1224"/>
-        </w:tabs>
-      </w:pPr>
-    </w:p>
-    <w:p>
-      <w:pPr>
-        <w:tabs>
-          <w:tab w:val="left" w:pos="1224"/>
-        </w:tabs>
-      </w:pPr>
-      <w:r>
+        <w:rPr>
+          <w:rFonts w:cstheme="minorHAnsi"/>
+          <w:lang w:val="es-ES"/>
+        </w:rPr>
+      </w:pPr>
+    </w:p>
+    <w:p>
+      <w:pPr>
+        <w:rPr>
+          <w:rFonts w:cstheme="minorHAnsi"/>
+          <w:lang w:val="es-ES"/>
+        </w:rPr>
+      </w:pPr>
+    </w:p>
+    <w:p>
+      <w:pPr>
+        <w:rPr>
+          <w:rFonts w:cstheme="minorHAnsi"/>
+          <w:lang w:val="es-ES"/>
+        </w:rPr>
+      </w:pPr>
+    </w:p>
+    <w:p>
+      <w:pPr>
+        <w:rPr>
+          <w:rFonts w:cstheme="minorHAnsi"/>
+          <w:lang w:val="es-ES"/>
+        </w:rPr>
+      </w:pPr>
+    </w:p>
+    <w:p>
+      <w:pPr>
+        <w:rPr>
+          <w:rFonts w:cstheme="minorHAnsi"/>
+          <w:lang w:val="es-ES"/>
+        </w:rPr>
+      </w:pPr>
+    </w:p>
+    <w:p>
+      <w:pPr>
+        <w:rPr>
+          <w:rFonts w:cstheme="minorHAnsi"/>
+          <w:lang w:val="es-ES"/>
+        </w:rPr>
+      </w:pPr>
+    </w:p>
+    <w:p>
+      <w:pPr>
+        <w:rPr>
+          <w:rFonts w:cstheme="minorHAnsi"/>
+          <w:lang w:val="es-ES"/>
+        </w:rPr>
+      </w:pPr>
+    </w:p>
+    <w:p>
+      <w:pPr>
+        <w:rPr>
+          <w:rFonts w:cstheme="minorHAnsi"/>
+          <w:lang w:val="es-ES"/>
+        </w:rPr>
+      </w:pPr>
+    </w:p>
+    <w:p>
+      <w:pPr>
+        <w:autoSpaceDE w:val="0"/>
+        <w:autoSpaceDN w:val="0"/>
+        <w:adjustRightInd w:val="0"/>
+        <w:spacing w:after="0" w:line="240" w:lineRule="auto"/>
         <w:rPr>
           <w:rFonts w:ascii="Arial" w:hAnsi="Arial" w:cs="Arial"/>
+          <w:color w:val="000000"/>
+          <w:sz w:val="24"/>
+          <w:szCs w:val="24"/>
+          <w:lang w:val="es-ES"/>
+        </w:rPr>
+      </w:pPr>
+    </w:p>
+    <w:p>
+      <w:pPr>
+        <w:autoSpaceDE w:val="0"/>
+        <w:autoSpaceDN w:val="0"/>
+        <w:adjustRightInd w:val="0"/>
+        <w:spacing w:after="0" w:line="240" w:lineRule="auto"/>
+        <w:rPr>
+          <w:rFonts w:ascii="Arial" w:hAnsi="Arial" w:cs="Arial"/>
+          <w:sz w:val="24"/>
+          <w:szCs w:val="24"/>
+          <w:lang w:val="es-ES"/>
+        </w:rPr>
+      </w:pPr>
+    </w:p>
+    <w:p>
+      <w:pPr>
+        <w:autoSpaceDE w:val="0"/>
+        <w:autoSpaceDN w:val="0"/>
+        <w:adjustRightInd w:val="0"/>
+        <w:spacing w:after="0" w:line="240" w:lineRule="auto"/>
+        <w:rPr>
+          <w:rFonts w:ascii="Arial" w:hAnsi="Arial" w:cs="Arial"/>
+          <w:sz w:val="24"/>
+          <w:szCs w:val="24"/>
+          <w:lang w:val="es-ES"/>
+        </w:rPr>
+      </w:pPr>
+    </w:p>
+    <w:p>
+      <w:pPr>
+        <w:autoSpaceDE w:val="0"/>
+        <w:autoSpaceDN w:val="0"/>
+        <w:adjustRightInd w:val="0"/>
+        <w:spacing w:after="0" w:line="240" w:lineRule="auto"/>
+        <w:rPr>
+          <w:rFonts w:ascii="Arial" w:hAnsi="Arial" w:cs="Arial"/>
+          <w:sz w:val="24"/>
+          <w:szCs w:val="24"/>
+          <w:lang w:val="es-ES"/>
+        </w:rPr>
+      </w:pPr>
+    </w:p>
+    <w:p>
+      <w:pPr>
+        <w:autoSpaceDE w:val="0"/>
+        <w:autoSpaceDN w:val="0"/>
+        <w:adjustRightInd w:val="0"/>
+        <w:spacing w:after="0" w:line="240" w:lineRule="auto"/>
+        <w:rPr>
+          <w:rFonts w:ascii="Arial" w:hAnsi="Arial" w:cs="Arial"/>
+          <w:sz w:val="24"/>
+          <w:szCs w:val="24"/>
+          <w:lang w:val="es-ES"/>
+        </w:rPr>
+      </w:pPr>
+    </w:p>
+    <w:p>
+      <w:pPr>
+        <w:autoSpaceDE w:val="0"/>
+        <w:autoSpaceDN w:val="0"/>
+        <w:adjustRightInd w:val="0"/>
+        <w:spacing w:after="0" w:line="240" w:lineRule="auto"/>
+        <w:rPr>
+          <w:rFonts w:ascii="Arial" w:hAnsi="Arial" w:cs="Arial"/>
+          <w:sz w:val="24"/>
+          <w:szCs w:val="24"/>
+          <w:lang w:val="es-ES"/>
+        </w:rPr>
+      </w:pPr>
+    </w:p>
+    <w:p>
+      <w:pPr>
+        <w:autoSpaceDE w:val="0"/>
+        <w:autoSpaceDN w:val="0"/>
+        <w:adjustRightInd w:val="0"/>
+        <w:spacing w:after="0" w:line="240" w:lineRule="auto"/>
+        <w:rPr>
+          <w:rFonts w:ascii="Arial" w:hAnsi="Arial" w:cs="Arial"/>
+          <w:sz w:val="24"/>
+          <w:szCs w:val="24"/>
+          <w:lang w:val="es-ES"/>
+        </w:rPr>
+      </w:pPr>
+    </w:p>
+    <w:p>
+      <w:pPr>
+        <w:autoSpaceDE w:val="0"/>
+        <w:autoSpaceDN w:val="0"/>
+        <w:adjustRightInd w:val="0"/>
+        <w:spacing w:after="0" w:line="240" w:lineRule="auto"/>
+        <w:rPr>
+          <w:rFonts w:ascii="Arial" w:hAnsi="Arial" w:cs="Arial"/>
+          <w:sz w:val="24"/>
+          <w:szCs w:val="24"/>
+          <w:lang w:val="es-ES"/>
+        </w:rPr>
+      </w:pPr>
+    </w:p>
+    <w:p>
+      <w:pPr>
+        <w:autoSpaceDE w:val="0"/>
+        <w:autoSpaceDN w:val="0"/>
+        <w:adjustRightInd w:val="0"/>
+        <w:spacing w:after="0" w:line="240" w:lineRule="auto"/>
+        <w:rPr>
+          <w:rFonts w:ascii="Arial" w:hAnsi="Arial" w:cs="Arial"/>
+          <w:sz w:val="24"/>
+          <w:szCs w:val="24"/>
+          <w:lang w:val="es-ES"/>
+        </w:rPr>
+      </w:pPr>
+    </w:p>
+    <w:p>
+      <w:pPr>
+        <w:autoSpaceDE w:val="0"/>
+        <w:autoSpaceDN w:val="0"/>
+        <w:adjustRightInd w:val="0"/>
+        <w:spacing w:after="0" w:line="240" w:lineRule="auto"/>
+        <w:rPr>
+          <w:rFonts w:ascii="Arial" w:hAnsi="Arial" w:cs="Arial"/>
+          <w:sz w:val="24"/>
+          <w:szCs w:val="24"/>
+          <w:lang w:val="es-ES"/>
+        </w:rPr>
+      </w:pPr>
+    </w:p>
+    <w:p>
+      <w:pPr>
+        <w:autoSpaceDE w:val="0"/>
+        <w:autoSpaceDN w:val="0"/>
+        <w:adjustRightInd w:val="0"/>
+        <w:spacing w:after="0" w:line="240" w:lineRule="auto"/>
+        <w:rPr>
+          <w:rFonts w:cstheme="minorHAnsi"/>
+          <w:i/>
+          <w:iCs/>
+          <w:lang w:val="es-ES"/>
+        </w:rPr>
+      </w:pPr>
+      <w:r>
+        <w:rPr>
+          <w:rFonts w:cstheme="minorHAnsi"/>
+          <w:i/>
+          <w:iCs/>
+          <w:lang w:val="es-ES"/>
+        </w:rPr>
+        <w:t>○ Rama 2 (</w:t>
+      </w:r>
+      <w:proofErr w:type="spellStart"/>
+      <w:r>
+        <w:rPr>
+          <w:rFonts w:cstheme="minorHAnsi"/>
+          <w:i/>
+          <w:iCs/>
+          <w:lang w:val="es-ES"/>
+        </w:rPr>
+        <w:t>feature</w:t>
+      </w:r>
+      <w:proofErr w:type="spellEnd"/>
+      <w:r>
+        <w:rPr>
+          <w:rFonts w:cstheme="minorHAnsi"/>
+          <w:i/>
+          <w:iCs/>
+          <w:lang w:val="es-ES"/>
+        </w:rPr>
+        <w:t xml:space="preserve">/habilidades): </w:t>
+      </w:r>
+    </w:p>
+    <w:p>
+      <w:pPr>
+        <w:autoSpaceDE w:val="0"/>
+        <w:autoSpaceDN w:val="0"/>
+        <w:adjustRightInd w:val="0"/>
+        <w:spacing w:after="0" w:line="240" w:lineRule="auto"/>
+        <w:rPr>
+          <w:rFonts w:cstheme="minorHAnsi"/>
+          <w:lang w:val="es-ES"/>
+        </w:rPr>
+      </w:pPr>
+      <w:r>
+        <w:rPr>
+          <w:rFonts w:ascii="Arial" w:hAnsi="Arial" w:cs="Arial"/>
+          <w:lang w:val="es-ES"/>
         </w:rPr>
         <w:t>■</w:t>
       </w:r>
       <w:r>
-        <w:t xml:space="preserve"> A</w:t>
-      </w:r>
+        <w:rPr>
+          <w:rFonts w:cstheme="minorHAnsi"/>
+          <w:lang w:val="es-ES"/>
+        </w:rPr>
+        <w:t xml:space="preserve"> Repite el proceso: crea la rama </w:t>
+      </w:r>
+      <w:proofErr w:type="spellStart"/>
+      <w:r>
+        <w:rPr>
+          <w:rFonts w:cstheme="minorHAnsi"/>
+          <w:lang w:val="es-ES"/>
+        </w:rPr>
+        <w:t>feature</w:t>
+      </w:r>
+      <w:proofErr w:type="spellEnd"/>
+      <w:r>
+        <w:rPr>
+          <w:rFonts w:cstheme="minorHAnsi"/>
+          <w:lang w:val="es-ES"/>
+        </w:rPr>
+        <w:t xml:space="preserve">/habilidades, añade la sección ## Habilidades Técnicas al archivo, haz el </w:t>
+      </w:r>
+      <w:proofErr w:type="spellStart"/>
+      <w:r>
+        <w:rPr>
+          <w:rFonts w:cstheme="minorHAnsi"/>
+          <w:lang w:val="es-ES"/>
+        </w:rPr>
+        <w:t>commit</w:t>
+      </w:r>
+      <w:proofErr w:type="spellEnd"/>
+      <w:r>
+        <w:rPr>
+          <w:rFonts w:cstheme="minorHAnsi"/>
+          <w:lang w:val="es-ES"/>
+        </w:rPr>
+        <w:t xml:space="preserve"> (</w:t>
+      </w:r>
+      <w:proofErr w:type="spellStart"/>
+      <w:r>
+        <w:rPr>
+          <w:rFonts w:cstheme="minorHAnsi"/>
+          <w:lang w:val="es-ES"/>
+        </w:rPr>
+        <w:t>feat</w:t>
+      </w:r>
+      <w:proofErr w:type="spellEnd"/>
+      <w:r>
+        <w:rPr>
+          <w:rFonts w:cstheme="minorHAnsi"/>
+          <w:lang w:val="es-ES"/>
+        </w:rPr>
+        <w:t xml:space="preserve">: Agrega sección de habilidades técnicas) y fusiónala con </w:t>
+      </w:r>
+      <w:proofErr w:type="spellStart"/>
+      <w:r>
+        <w:rPr>
+          <w:rFonts w:cstheme="minorHAnsi"/>
+          <w:lang w:val="es-ES"/>
+        </w:rPr>
+        <w:t>main</w:t>
+      </w:r>
+      <w:proofErr w:type="spellEnd"/>
+      <w:r>
+        <w:rPr>
+          <w:rFonts w:cstheme="minorHAnsi"/>
+          <w:lang w:val="es-ES"/>
+        </w:rPr>
+        <w:t xml:space="preserve">. </w:t>
+      </w:r>
+    </w:p>
+    <w:p>
+      <w:pPr>
+        <w:autoSpaceDE w:val="0"/>
+        <w:autoSpaceDN w:val="0"/>
+        <w:adjustRightInd w:val="0"/>
+        <w:spacing w:after="0" w:line="240" w:lineRule="auto"/>
+        <w:rPr>
+          <w:rFonts w:cstheme="minorHAnsi"/>
+          <w:lang w:val="es-ES"/>
+        </w:rPr>
+      </w:pPr>
+      <w:r>
+        <w:rPr>
+          <w:rFonts w:ascii="Arial" w:hAnsi="Arial" w:cs="Arial"/>
+          <w:lang w:val="es-ES"/>
+        </w:rPr>
+        <w:t>■</w:t>
+      </w:r>
+      <w:r>
+        <w:rPr>
+          <w:rFonts w:cstheme="minorHAnsi"/>
+          <w:lang w:val="es-ES"/>
+        </w:rPr>
+        <w:t xml:space="preserve"> (Evidencia: Capturas de pantalla del </w:t>
+      </w:r>
+      <w:proofErr w:type="spellStart"/>
+      <w:r>
+        <w:rPr>
+          <w:rFonts w:cstheme="minorHAnsi"/>
+          <w:lang w:val="es-ES"/>
+        </w:rPr>
+        <w:t>commit</w:t>
+      </w:r>
+      <w:proofErr w:type="spellEnd"/>
+      <w:r>
+        <w:rPr>
+          <w:rFonts w:cstheme="minorHAnsi"/>
+          <w:lang w:val="es-ES"/>
+        </w:rPr>
+        <w:t xml:space="preserve"> y la fusión de esta segunda rama). </w:t>
+      </w:r>
+    </w:p>
+    <w:p>
+      <w:pPr>
+        <w:autoSpaceDE w:val="0"/>
+        <w:autoSpaceDN w:val="0"/>
+        <w:adjustRightInd w:val="0"/>
+        <w:spacing w:after="0" w:line="240" w:lineRule="auto"/>
+        <w:rPr>
+          <w:rFonts w:cstheme="minorHAnsi"/>
+          <w:lang w:val="es-ES"/>
+        </w:rPr>
+      </w:pPr>
       <w:r>
         <w:rPr>
           <w:rFonts w:ascii="Calibri" w:hAnsi="Calibri" w:cs="Calibri"/>
-        </w:rPr>
-        <w:t>ñ</w:t>
-      </w:r>
-      <w:r>
-        <w:t>ade la secci</w:t>
-      </w:r>
-      <w:r>
-        <w:rPr>
-          <w:rFonts w:ascii="Calibri" w:hAnsi="Calibri" w:cs="Calibri"/>
-        </w:rPr>
-        <w:t>ó</w:t>
-      </w:r>
-      <w:r>
-        <w:t>n ## Sobre M</w:t>
-      </w:r>
-      <w:r>
-        <w:rPr>
-          <w:rFonts w:ascii="Calibri" w:hAnsi="Calibri" w:cs="Calibri"/>
-        </w:rPr>
-        <w:t>í</w:t>
-      </w:r>
-      <w:r>
-        <w:t xml:space="preserve"> al archivo PORTFOLIO.md y guarda los cambios. </w:t>
-      </w:r>
-    </w:p>
-    <w:p>
-      <w:pPr>
-        <w:tabs>
-          <w:tab w:val="left" w:pos="1224"/>
-        </w:tabs>
-      </w:pPr>
-      <w:r>
-        <w:rPr>
-          <w:rFonts w:ascii="Arial" w:hAnsi="Arial" w:cs="Arial"/>
-        </w:rPr>
-        <w:t>■</w:t>
-      </w:r>
-      <w:r>
-        <w:t xml:space="preserve"> En la pestaña de Git, haz el </w:t>
-      </w:r>
-      <w:proofErr w:type="spellStart"/>
-      <w:r>
-        <w:t>commit</w:t>
-      </w:r>
-      <w:proofErr w:type="spellEnd"/>
-      <w:r>
-        <w:t xml:space="preserve"> con el mensaje: </w:t>
-      </w:r>
-      <w:proofErr w:type="spellStart"/>
-      <w:r>
-        <w:t>feat</w:t>
-      </w:r>
-      <w:proofErr w:type="spellEnd"/>
-      <w:r>
-        <w:t xml:space="preserve">: Agrega sección "Sobre Mí". </w:t>
-      </w:r>
-    </w:p>
-    <w:p>
-      <w:pPr>
-        <w:tabs>
-          <w:tab w:val="left" w:pos="1224"/>
-        </w:tabs>
-      </w:pPr>
-      <w:r>
-        <w:rPr>
-          <w:rFonts w:ascii="Arial" w:hAnsi="Arial" w:cs="Arial"/>
-        </w:rPr>
-        <w:t>■</w:t>
-      </w:r>
-      <w:r>
-        <w:t xml:space="preserve"> (Evidencia: Captura de pantalla del panel de Git mostrando que se realizó el </w:t>
-      </w:r>
-      <w:proofErr w:type="spellStart"/>
-      <w:r>
-        <w:t>commit</w:t>
-      </w:r>
-      <w:proofErr w:type="spellEnd"/>
-      <w:r>
-        <w:t xml:space="preserve">). </w:t>
-      </w:r>
-    </w:p>
-    <w:p>
-      <w:pPr>
-        <w:tabs>
-          <w:tab w:val="left" w:pos="1224"/>
-        </w:tabs>
-      </w:pPr>
-    </w:p>
-    <w:p>
-      <w:pPr>
-        <w:tabs>
-          <w:tab w:val="left" w:pos="1224"/>
-        </w:tabs>
-      </w:pPr>
-    </w:p>
-    <w:p>
-      <w:pPr>
-        <w:tabs>
-          <w:tab w:val="left" w:pos="1224"/>
-        </w:tabs>
-      </w:pPr>
-    </w:p>
-    <w:p>
-      <w:pPr>
-        <w:tabs>
-          <w:tab w:val="left" w:pos="1224"/>
-        </w:tabs>
-      </w:pPr>
-    </w:p>
-    <w:p>
-      <w:pPr>
-        <w:tabs>
-          <w:tab w:val="left" w:pos="1224"/>
-        </w:tabs>
-      </w:pPr>
-    </w:p>
-    <w:p>
-      <w:pPr>
-        <w:tabs>
-          <w:tab w:val="left" w:pos="1224"/>
-        </w:tabs>
-      </w:pPr>
-    </w:p>
-    <w:p>
-      <w:pPr>
-        <w:tabs>
-          <w:tab w:val="left" w:pos="1224"/>
-        </w:tabs>
-      </w:pPr>
-      <w:r>
-        <w:lastRenderedPageBreak/>
+          <w:lang w:val="es-ES"/>
+        </w:rPr>
         <w:drawing>
-          <wp:anchor distT="0" distB="0" distL="114300" distR="114300" simplePos="0" relativeHeight="251667456" behindDoc="1" locked="0" layoutInCell="1" allowOverlap="1" wp14:anchorId="55486F81" wp14:editId="07220AD1">
+          <wp:anchor distT="0" distB="0" distL="114300" distR="114300" simplePos="0" relativeHeight="251674624" behindDoc="1" locked="0" layoutInCell="1" allowOverlap="1" wp14:anchorId="707DF457" wp14:editId="71368B44">
             <wp:simplePos x="0" y="0"/>
             <wp:positionH relativeFrom="margin">
-              <wp:align>center</wp:align>
+              <wp:posOffset>1386840</wp:posOffset>
             </wp:positionH>
             <wp:positionV relativeFrom="paragraph">
-              <wp:posOffset>130175</wp:posOffset>
+              <wp:posOffset>118745</wp:posOffset>
             </wp:positionV>
-            <wp:extent cx="2476500" cy="3438560"/>
-            <wp:effectExtent l="0" t="0" r="0" b="9525"/>
+            <wp:extent cx="3863340" cy="2106585"/>
+            <wp:effectExtent l="0" t="0" r="3810" b="8255"/>
             <wp:wrapNone/>
-            <wp:docPr id="11" name="Imagen 11"/>
+            <wp:docPr id="15" name="Imagen 15"/>
             <wp:cNvGraphicFramePr>
               <a:graphicFrameLocks xmlns:a="http://schemas.openxmlformats.org/drawingml/2006/main" noChangeAspect="1"/>
             </wp:cNvGraphicFramePr>
@@ -1617,7 +2472,7 @@
                   <pic:spPr>
                     <a:xfrm>
                       <a:off x="0" y="0"/>
-                      <a:ext cx="2476500" cy="3438560"/>
+                      <a:ext cx="3863340" cy="2106585"/>
                     </a:xfrm>
                     <a:prstGeom prst="rect">
                       <a:avLst/>
@@ -1638,206 +2493,1010 @@
     </w:p>
     <w:p>
       <w:pPr>
+        <w:autoSpaceDE w:val="0"/>
+        <w:autoSpaceDN w:val="0"/>
+        <w:adjustRightInd w:val="0"/>
+        <w:spacing w:after="0" w:line="240" w:lineRule="auto"/>
+        <w:rPr>
+          <w:rFonts w:ascii="Calibri" w:hAnsi="Calibri" w:cs="Calibri"/>
+          <w:lang w:val="es-ES"/>
+        </w:rPr>
+      </w:pPr>
+    </w:p>
+    <w:p>
+      <w:pPr>
+        <w:autoSpaceDE w:val="0"/>
+        <w:autoSpaceDN w:val="0"/>
+        <w:adjustRightInd w:val="0"/>
+        <w:spacing w:after="0" w:line="240" w:lineRule="auto"/>
+        <w:rPr>
+          <w:rFonts w:ascii="Calibri" w:hAnsi="Calibri" w:cs="Calibri"/>
+          <w:lang w:val="es-ES"/>
+        </w:rPr>
+      </w:pPr>
+    </w:p>
+    <w:p>
+      <w:pPr>
         <w:tabs>
-          <w:tab w:val="left" w:pos="1224"/>
+          <w:tab w:val="left" w:pos="2328"/>
         </w:tabs>
-      </w:pPr>
-    </w:p>
-    <w:p>
-      <w:pPr>
-        <w:tabs>
-          <w:tab w:val="left" w:pos="1224"/>
-        </w:tabs>
-      </w:pPr>
-    </w:p>
-    <w:p>
-      <w:pPr>
-        <w:tabs>
-          <w:tab w:val="left" w:pos="1224"/>
-        </w:tabs>
-      </w:pPr>
-    </w:p>
-    <w:p>
-      <w:pPr>
-        <w:tabs>
-          <w:tab w:val="left" w:pos="1224"/>
-        </w:tabs>
-      </w:pPr>
-    </w:p>
-    <w:p>
-      <w:pPr>
-        <w:tabs>
-          <w:tab w:val="left" w:pos="1224"/>
-        </w:tabs>
-      </w:pPr>
-    </w:p>
-    <w:p>
-      <w:pPr>
-        <w:tabs>
-          <w:tab w:val="left" w:pos="1224"/>
-        </w:tabs>
-      </w:pPr>
-    </w:p>
-    <w:p>
-      <w:pPr>
-        <w:tabs>
-          <w:tab w:val="left" w:pos="1224"/>
-        </w:tabs>
-      </w:pPr>
-    </w:p>
-    <w:p>
-      <w:pPr>
-        <w:tabs>
-          <w:tab w:val="left" w:pos="1224"/>
-        </w:tabs>
-      </w:pPr>
-    </w:p>
-    <w:p>
-      <w:pPr>
-        <w:tabs>
-          <w:tab w:val="left" w:pos="1224"/>
-        </w:tabs>
-      </w:pPr>
-    </w:p>
-    <w:p>
-      <w:pPr>
-        <w:tabs>
-          <w:tab w:val="left" w:pos="1224"/>
-        </w:tabs>
-      </w:pPr>
-    </w:p>
-    <w:p>
-      <w:pPr>
-        <w:tabs>
-          <w:tab w:val="left" w:pos="1224"/>
-        </w:tabs>
-      </w:pPr>
-    </w:p>
-    <w:p>
-      <w:pPr>
-        <w:tabs>
-          <w:tab w:val="left" w:pos="1224"/>
-        </w:tabs>
-      </w:pPr>
-    </w:p>
-    <w:p>
-      <w:pPr>
-        <w:tabs>
-          <w:tab w:val="left" w:pos="1224"/>
-        </w:tabs>
-      </w:pPr>
-    </w:p>
-    <w:p>
-      <w:pPr>
-        <w:tabs>
-          <w:tab w:val="left" w:pos="1224"/>
-        </w:tabs>
-      </w:pPr>
-      <w:r>
+        <w:rPr>
+          <w:rFonts w:cstheme="minorHAnsi"/>
+          <w:lang w:val="es-ES"/>
+        </w:rPr>
+      </w:pPr>
+    </w:p>
+    <w:p>
+      <w:pPr>
+        <w:rPr>
+          <w:rFonts w:cstheme="minorHAnsi"/>
+          <w:lang w:val="es-ES"/>
+        </w:rPr>
+      </w:pPr>
+    </w:p>
+    <w:p>
+      <w:pPr>
+        <w:rPr>
+          <w:rFonts w:cstheme="minorHAnsi"/>
+          <w:lang w:val="es-ES"/>
+        </w:rPr>
+      </w:pPr>
+    </w:p>
+    <w:p>
+      <w:pPr>
+        <w:rPr>
+          <w:rFonts w:cstheme="minorHAnsi"/>
+          <w:lang w:val="es-ES"/>
+        </w:rPr>
+      </w:pPr>
+    </w:p>
+    <w:p>
+      <w:pPr>
+        <w:rPr>
+          <w:rFonts w:cstheme="minorHAnsi"/>
+          <w:lang w:val="es-ES"/>
+        </w:rPr>
+      </w:pPr>
+    </w:p>
+    <w:p>
+      <w:pPr>
+        <w:rPr>
+          <w:rFonts w:cstheme="minorHAnsi"/>
+          <w:lang w:val="es-ES"/>
+        </w:rPr>
+      </w:pPr>
+    </w:p>
+    <w:p>
+      <w:pPr>
+        <w:rPr>
+          <w:rFonts w:cstheme="minorHAnsi"/>
+          <w:lang w:val="es-ES"/>
+        </w:rPr>
+      </w:pPr>
+      <w:r>
+        <w:rPr>
+          <w:rFonts w:cstheme="minorHAnsi"/>
+          <w:lang w:val="es-ES"/>
+        </w:rPr>
+        <w:drawing>
+          <wp:anchor distT="0" distB="0" distL="114300" distR="114300" simplePos="0" relativeHeight="251675648" behindDoc="0" locked="0" layoutInCell="1" allowOverlap="1" wp14:anchorId="4375019F" wp14:editId="7E66108C">
+            <wp:simplePos x="0" y="0"/>
+            <wp:positionH relativeFrom="column">
+              <wp:posOffset>1379855</wp:posOffset>
+            </wp:positionH>
+            <wp:positionV relativeFrom="paragraph">
+              <wp:posOffset>118110</wp:posOffset>
+            </wp:positionV>
+            <wp:extent cx="3832860" cy="2426382"/>
+            <wp:effectExtent l="0" t="0" r="0" b="0"/>
+            <wp:wrapNone/>
+            <wp:docPr id="16" name="Imagen 16"/>
+            <wp:cNvGraphicFramePr>
+              <a:graphicFrameLocks xmlns:a="http://schemas.openxmlformats.org/drawingml/2006/main" noChangeAspect="1"/>
+            </wp:cNvGraphicFramePr>
+            <a:graphic xmlns:a="http://schemas.openxmlformats.org/drawingml/2006/main">
+              <a:graphicData uri="http://schemas.openxmlformats.org/drawingml/2006/picture">
+                <pic:pic xmlns:pic="http://schemas.openxmlformats.org/drawingml/2006/picture">
+                  <pic:nvPicPr>
+                    <pic:cNvPr id="1" name=""/>
+                    <pic:cNvPicPr/>
+                  </pic:nvPicPr>
+                  <pic:blipFill>
+                    <a:blip r:embed="rId15">
+                      <a:extLst>
+                        <a:ext uri="{28A0092B-C50C-407E-A947-70E740481C1C}">
+                          <a14:useLocalDpi xmlns:a14="http://schemas.microsoft.com/office/drawing/2010/main" val="0"/>
+                        </a:ext>
+                      </a:extLst>
+                    </a:blip>
+                    <a:stretch>
+                      <a:fillRect/>
+                    </a:stretch>
+                  </pic:blipFill>
+                  <pic:spPr>
+                    <a:xfrm>
+                      <a:off x="0" y="0"/>
+                      <a:ext cx="3839962" cy="2430878"/>
+                    </a:xfrm>
+                    <a:prstGeom prst="rect">
+                      <a:avLst/>
+                    </a:prstGeom>
+                  </pic:spPr>
+                </pic:pic>
+              </a:graphicData>
+            </a:graphic>
+            <wp14:sizeRelH relativeFrom="margin">
+              <wp14:pctWidth>0</wp14:pctWidth>
+            </wp14:sizeRelH>
+            <wp14:sizeRelV relativeFrom="margin">
+              <wp14:pctHeight>0</wp14:pctHeight>
+            </wp14:sizeRelV>
+          </wp:anchor>
+        </w:drawing>
+      </w:r>
+    </w:p>
+    <w:p>
+      <w:pPr>
+        <w:ind w:firstLine="708"/>
+        <w:rPr>
+          <w:rFonts w:cstheme="minorHAnsi"/>
+          <w:lang w:val="es-ES"/>
+        </w:rPr>
+      </w:pPr>
+      <w:r>
+        <w:rPr>
+          <w:rFonts w:cstheme="minorHAnsi"/>
+          <w:lang w:val="es-ES"/>
+        </w:rPr>
+        <w:drawing>
+          <wp:anchor distT="0" distB="0" distL="114300" distR="114300" simplePos="0" relativeHeight="251676672" behindDoc="0" locked="0" layoutInCell="1" allowOverlap="1" wp14:anchorId="3047BF91" wp14:editId="5010A423">
+            <wp:simplePos x="0" y="0"/>
+            <wp:positionH relativeFrom="column">
+              <wp:posOffset>1387476</wp:posOffset>
+            </wp:positionH>
+            <wp:positionV relativeFrom="paragraph">
+              <wp:posOffset>2301240</wp:posOffset>
+            </wp:positionV>
+            <wp:extent cx="3794760" cy="2382224"/>
+            <wp:effectExtent l="0" t="0" r="0" b="0"/>
+            <wp:wrapNone/>
+            <wp:docPr id="17" name="Imagen 17"/>
+            <wp:cNvGraphicFramePr>
+              <a:graphicFrameLocks xmlns:a="http://schemas.openxmlformats.org/drawingml/2006/main" noChangeAspect="1"/>
+            </wp:cNvGraphicFramePr>
+            <a:graphic xmlns:a="http://schemas.openxmlformats.org/drawingml/2006/main">
+              <a:graphicData uri="http://schemas.openxmlformats.org/drawingml/2006/picture">
+                <pic:pic xmlns:pic="http://schemas.openxmlformats.org/drawingml/2006/picture">
+                  <pic:nvPicPr>
+                    <pic:cNvPr id="1" name=""/>
+                    <pic:cNvPicPr/>
+                  </pic:nvPicPr>
+                  <pic:blipFill>
+                    <a:blip r:embed="rId16">
+                      <a:extLst>
+                        <a:ext uri="{28A0092B-C50C-407E-A947-70E740481C1C}">
+                          <a14:useLocalDpi xmlns:a14="http://schemas.microsoft.com/office/drawing/2010/main" val="0"/>
+                        </a:ext>
+                      </a:extLst>
+                    </a:blip>
+                    <a:stretch>
+                      <a:fillRect/>
+                    </a:stretch>
+                  </pic:blipFill>
+                  <pic:spPr>
+                    <a:xfrm>
+                      <a:off x="0" y="0"/>
+                      <a:ext cx="3808938" cy="2391124"/>
+                    </a:xfrm>
+                    <a:prstGeom prst="rect">
+                      <a:avLst/>
+                    </a:prstGeom>
+                  </pic:spPr>
+                </pic:pic>
+              </a:graphicData>
+            </a:graphic>
+            <wp14:sizeRelH relativeFrom="margin">
+              <wp14:pctWidth>0</wp14:pctWidth>
+            </wp14:sizeRelH>
+            <wp14:sizeRelV relativeFrom="margin">
+              <wp14:pctHeight>0</wp14:pctHeight>
+            </wp14:sizeRelV>
+          </wp:anchor>
+        </w:drawing>
+      </w:r>
+    </w:p>
+    <w:p>
+      <w:pPr>
+        <w:rPr>
+          <w:rFonts w:cstheme="minorHAnsi"/>
+          <w:lang w:val="es-ES"/>
+        </w:rPr>
+      </w:pPr>
+    </w:p>
+    <w:p>
+      <w:pPr>
+        <w:rPr>
+          <w:rFonts w:cstheme="minorHAnsi"/>
+          <w:lang w:val="es-ES"/>
+        </w:rPr>
+      </w:pPr>
+    </w:p>
+    <w:p>
+      <w:pPr>
+        <w:rPr>
+          <w:rFonts w:cstheme="minorHAnsi"/>
+          <w:lang w:val="es-ES"/>
+        </w:rPr>
+      </w:pPr>
+    </w:p>
+    <w:p>
+      <w:pPr>
+        <w:rPr>
+          <w:rFonts w:cstheme="minorHAnsi"/>
+          <w:lang w:val="es-ES"/>
+        </w:rPr>
+      </w:pPr>
+    </w:p>
+    <w:p>
+      <w:pPr>
+        <w:rPr>
+          <w:rFonts w:cstheme="minorHAnsi"/>
+          <w:lang w:val="es-ES"/>
+        </w:rPr>
+      </w:pPr>
+    </w:p>
+    <w:p>
+      <w:pPr>
+        <w:rPr>
+          <w:rFonts w:cstheme="minorHAnsi"/>
+          <w:lang w:val="es-ES"/>
+        </w:rPr>
+      </w:pPr>
+    </w:p>
+    <w:p>
+      <w:pPr>
+        <w:rPr>
+          <w:rFonts w:cstheme="minorHAnsi"/>
+          <w:lang w:val="es-ES"/>
+        </w:rPr>
+      </w:pPr>
+    </w:p>
+    <w:p>
+      <w:pPr>
+        <w:rPr>
+          <w:rFonts w:cstheme="minorHAnsi"/>
+          <w:lang w:val="es-ES"/>
+        </w:rPr>
+      </w:pPr>
+    </w:p>
+    <w:p>
+      <w:pPr>
+        <w:rPr>
+          <w:rFonts w:cstheme="minorHAnsi"/>
+          <w:lang w:val="es-ES"/>
+        </w:rPr>
+      </w:pPr>
+    </w:p>
+    <w:p>
+      <w:pPr>
+        <w:rPr>
+          <w:rFonts w:cstheme="minorHAnsi"/>
+          <w:lang w:val="es-ES"/>
+        </w:rPr>
+      </w:pPr>
+    </w:p>
+    <w:p>
+      <w:pPr>
+        <w:rPr>
+          <w:rFonts w:cstheme="minorHAnsi"/>
+          <w:lang w:val="es-ES"/>
+        </w:rPr>
+      </w:pPr>
+    </w:p>
+    <w:p>
+      <w:pPr>
+        <w:rPr>
+          <w:rFonts w:cstheme="minorHAnsi"/>
+          <w:lang w:val="es-ES"/>
+        </w:rPr>
+      </w:pPr>
+    </w:p>
+    <w:p>
+      <w:pPr>
+        <w:rPr>
+          <w:rFonts w:cstheme="minorHAnsi"/>
+          <w:lang w:val="es-ES"/>
+        </w:rPr>
+      </w:pPr>
+    </w:p>
+    <w:p>
+      <w:pPr>
+        <w:rPr>
+          <w:rFonts w:cstheme="minorHAnsi"/>
+          <w:lang w:val="es-ES"/>
+        </w:rPr>
+      </w:pPr>
+    </w:p>
+    <w:p>
+      <w:pPr>
+        <w:rPr>
+          <w:rFonts w:cstheme="minorHAnsi"/>
+          <w:lang w:val="es-ES"/>
+        </w:rPr>
+      </w:pPr>
+    </w:p>
+    <w:p>
+      <w:pPr>
+        <w:rPr>
+          <w:rFonts w:cstheme="minorHAnsi"/>
+          <w:lang w:val="es-ES"/>
+        </w:rPr>
+      </w:pPr>
+    </w:p>
+    <w:p>
+      <w:pPr>
+        <w:ind w:firstLine="708"/>
+        <w:rPr>
+          <w:rFonts w:cstheme="minorHAnsi"/>
+          <w:lang w:val="es-ES"/>
+        </w:rPr>
+      </w:pPr>
+    </w:p>
+    <w:p>
+      <w:pPr>
+        <w:autoSpaceDE w:val="0"/>
+        <w:autoSpaceDN w:val="0"/>
+        <w:adjustRightInd w:val="0"/>
+        <w:spacing w:after="0" w:line="240" w:lineRule="auto"/>
         <w:rPr>
           <w:rFonts w:ascii="Arial" w:hAnsi="Arial" w:cs="Arial"/>
-        </w:rPr>
-        <w:t>■</w:t>
-      </w:r>
-      <w:r>
-        <w:t xml:space="preserve"> Vuelve a la rama </w:t>
-      </w:r>
-      <w:proofErr w:type="spellStart"/>
-      <w:r>
-        <w:t>main</w:t>
-      </w:r>
-      <w:proofErr w:type="spellEnd"/>
-      <w:r>
-        <w:t xml:space="preserve"> (clic abajo a la izquierda -&gt; </w:t>
-      </w:r>
-      <w:proofErr w:type="spellStart"/>
-      <w:r>
-        <w:t>main</w:t>
-      </w:r>
-      <w:proofErr w:type="spellEnd"/>
-      <w:r>
-        <w:t xml:space="preserve">). </w:t>
-      </w:r>
-    </w:p>
-    <w:p>
-      <w:pPr>
-        <w:tabs>
-          <w:tab w:val="left" w:pos="1224"/>
-        </w:tabs>
-      </w:pPr>
-      <w:r>
-        <w:rPr>
-          <w:rFonts w:ascii="Arial" w:hAnsi="Arial" w:cs="Arial"/>
-        </w:rPr>
-        <w:t>■</w:t>
-      </w:r>
-      <w:r>
-        <w:t xml:space="preserve"> Usa la paleta de comandos (</w:t>
-      </w:r>
-      <w:proofErr w:type="spellStart"/>
-      <w:r>
-        <w:t>Ctrl+Shift+P</w:t>
-      </w:r>
-      <w:proofErr w:type="spellEnd"/>
-      <w:r>
-        <w:t xml:space="preserve">), escribe "Git: </w:t>
-      </w:r>
-      <w:proofErr w:type="spellStart"/>
-      <w:r>
-        <w:t>Merge</w:t>
-      </w:r>
-      <w:proofErr w:type="spellEnd"/>
-      <w:r>
-        <w:t xml:space="preserve"> Branch..." y selecciona la rama </w:t>
-      </w:r>
-      <w:proofErr w:type="spellStart"/>
-      <w:r>
-        <w:t>feature</w:t>
-      </w:r>
-      <w:proofErr w:type="spellEnd"/>
-      <w:r>
-        <w:t>/</w:t>
-      </w:r>
-      <w:proofErr w:type="spellStart"/>
-      <w:r>
-        <w:t>sobre-mi</w:t>
-      </w:r>
-      <w:proofErr w:type="spellEnd"/>
-      <w:r>
-        <w:t>.</w:t>
-      </w:r>
-    </w:p>
-    <w:p>
-      <w:pPr>
-        <w:tabs>
-          <w:tab w:val="left" w:pos="1224"/>
-        </w:tabs>
-        <w:rPr>
-          <w:rFonts w:cstheme="minorHAnsi"/>
-          <w:lang w:val="es-ES"/>
-        </w:rPr>
-      </w:pPr>
-      <w:r>
-        <w:rPr>
-          <w:rFonts w:ascii="Arial" w:hAnsi="Arial" w:cs="Arial"/>
-        </w:rPr>
-        <w:t>■</w:t>
-      </w:r>
-      <w:r>
-        <w:t xml:space="preserve"> (Evidencia: Captura de pantalla de la notificaci</w:t>
-      </w:r>
-      <w:r>
+          <w:color w:val="000000"/>
+          <w:sz w:val="24"/>
+          <w:szCs w:val="24"/>
+          <w:lang w:val="es-ES"/>
+        </w:rPr>
+      </w:pPr>
+    </w:p>
+    <w:p>
+      <w:pPr>
+        <w:autoSpaceDE w:val="0"/>
+        <w:autoSpaceDN w:val="0"/>
+        <w:adjustRightInd w:val="0"/>
+        <w:spacing w:after="0" w:line="240" w:lineRule="auto"/>
+        <w:rPr>
+          <w:rFonts w:cstheme="minorHAnsi"/>
+          <w:lang w:val="es-ES"/>
+        </w:rPr>
+      </w:pPr>
+    </w:p>
+    <w:p>
+      <w:pPr>
+        <w:autoSpaceDE w:val="0"/>
+        <w:autoSpaceDN w:val="0"/>
+        <w:adjustRightInd w:val="0"/>
+        <w:spacing w:after="0" w:line="240" w:lineRule="auto"/>
+        <w:rPr>
+          <w:rFonts w:cstheme="minorHAnsi"/>
+          <w:b/>
+          <w:bCs/>
+          <w:i/>
+          <w:iCs/>
+          <w:lang w:val="es-ES"/>
+        </w:rPr>
+      </w:pPr>
+      <w:r>
+        <w:rPr>
+          <w:rFonts w:cstheme="minorHAnsi"/>
+          <w:b/>
+          <w:bCs/>
+          <w:i/>
+          <w:iCs/>
+          <w:lang w:val="es-ES"/>
+        </w:rPr>
+        <w:t xml:space="preserve">Sincronización: </w:t>
+      </w:r>
+    </w:p>
+    <w:p>
+      <w:pPr>
+        <w:autoSpaceDE w:val="0"/>
+        <w:autoSpaceDN w:val="0"/>
+        <w:adjustRightInd w:val="0"/>
+        <w:spacing w:after="0" w:line="240" w:lineRule="auto"/>
+        <w:rPr>
+          <w:rFonts w:cstheme="minorHAnsi"/>
+          <w:lang w:val="es-ES"/>
+        </w:rPr>
+      </w:pPr>
+      <w:r>
+        <w:rPr>
+          <w:rFonts w:cstheme="minorHAnsi"/>
+          <w:lang w:val="es-ES"/>
+        </w:rPr>
+        <w:t>○ Presiona el botón "Sincronizar Cambios" (</w:t>
+      </w:r>
+      <w:proofErr w:type="spellStart"/>
+      <w:r>
+        <w:rPr>
+          <w:rFonts w:cstheme="minorHAnsi"/>
+          <w:lang w:val="es-ES"/>
+        </w:rPr>
+        <w:t>Sync</w:t>
+      </w:r>
+      <w:proofErr w:type="spellEnd"/>
+      <w:r>
+        <w:rPr>
+          <w:rFonts w:cstheme="minorHAnsi"/>
+          <w:lang w:val="es-ES"/>
+        </w:rPr>
+        <w:t xml:space="preserve"> </w:t>
+      </w:r>
+      <w:proofErr w:type="spellStart"/>
+      <w:r>
+        <w:rPr>
+          <w:rFonts w:cstheme="minorHAnsi"/>
+          <w:lang w:val="es-ES"/>
+        </w:rPr>
+        <w:t>Changes</w:t>
+      </w:r>
+      <w:proofErr w:type="spellEnd"/>
+      <w:r>
+        <w:rPr>
+          <w:rFonts w:cstheme="minorHAnsi"/>
+          <w:lang w:val="es-ES"/>
+        </w:rPr>
+        <w:t xml:space="preserve">) en la barra de estado de VS </w:t>
+      </w:r>
+      <w:proofErr w:type="spellStart"/>
+      <w:r>
+        <w:rPr>
+          <w:rFonts w:cstheme="minorHAnsi"/>
+          <w:lang w:val="es-ES"/>
+        </w:rPr>
+        <w:t>Code</w:t>
+      </w:r>
+      <w:proofErr w:type="spellEnd"/>
+      <w:r>
+        <w:rPr>
+          <w:rFonts w:cstheme="minorHAnsi"/>
+          <w:lang w:val="es-ES"/>
+        </w:rPr>
+        <w:t xml:space="preserve"> para subir tu nuevo archivo y todo el historial de ramas a GitHub. </w:t>
+      </w:r>
+    </w:p>
+    <w:p>
+      <w:pPr>
+        <w:autoSpaceDE w:val="0"/>
+        <w:autoSpaceDN w:val="0"/>
+        <w:adjustRightInd w:val="0"/>
+        <w:spacing w:after="0" w:line="240" w:lineRule="auto"/>
+        <w:rPr>
+          <w:rFonts w:cstheme="minorHAnsi"/>
+          <w:lang w:val="es-ES"/>
+        </w:rPr>
+      </w:pPr>
+      <w:r>
+        <w:rPr>
+          <w:rFonts w:cstheme="minorHAnsi"/>
+          <w:lang w:val="es-ES"/>
+        </w:rPr>
+        <w:t xml:space="preserve">○ (Evidencia: Captura de pantalla del botón "Sincronizar Cambios" o del resultado). </w:t>
+      </w:r>
+    </w:p>
+    <w:p>
+      <w:pPr>
+        <w:autoSpaceDE w:val="0"/>
+        <w:autoSpaceDN w:val="0"/>
+        <w:adjustRightInd w:val="0"/>
+        <w:spacing w:after="0" w:line="240" w:lineRule="auto"/>
+        <w:rPr>
+          <w:rFonts w:cstheme="minorHAnsi"/>
+          <w:lang w:val="es-ES"/>
+        </w:rPr>
+      </w:pPr>
+      <w:r>
+        <w:rPr>
+          <w:rFonts w:cstheme="minorHAnsi"/>
+          <w:lang w:val="es-ES"/>
+        </w:rPr>
+        <w:drawing>
+          <wp:anchor distT="0" distB="0" distL="114300" distR="114300" simplePos="0" relativeHeight="251677696" behindDoc="0" locked="0" layoutInCell="1" allowOverlap="1" wp14:anchorId="3813D3A2" wp14:editId="1088D50A">
+            <wp:simplePos x="0" y="0"/>
+            <wp:positionH relativeFrom="margin">
+              <wp:posOffset>1400810</wp:posOffset>
+            </wp:positionH>
+            <wp:positionV relativeFrom="paragraph">
+              <wp:posOffset>106680</wp:posOffset>
+            </wp:positionV>
+            <wp:extent cx="3652520" cy="2148205"/>
+            <wp:effectExtent l="0" t="0" r="5080" b="4445"/>
+            <wp:wrapNone/>
+            <wp:docPr id="18" name="Imagen 18"/>
+            <wp:cNvGraphicFramePr>
+              <a:graphicFrameLocks xmlns:a="http://schemas.openxmlformats.org/drawingml/2006/main" noChangeAspect="1"/>
+            </wp:cNvGraphicFramePr>
+            <a:graphic xmlns:a="http://schemas.openxmlformats.org/drawingml/2006/main">
+              <a:graphicData uri="http://schemas.openxmlformats.org/drawingml/2006/picture">
+                <pic:pic xmlns:pic="http://schemas.openxmlformats.org/drawingml/2006/picture">
+                  <pic:nvPicPr>
+                    <pic:cNvPr id="1" name=""/>
+                    <pic:cNvPicPr/>
+                  </pic:nvPicPr>
+                  <pic:blipFill>
+                    <a:blip r:embed="rId17">
+                      <a:extLst>
+                        <a:ext uri="{28A0092B-C50C-407E-A947-70E740481C1C}">
+                          <a14:useLocalDpi xmlns:a14="http://schemas.microsoft.com/office/drawing/2010/main" val="0"/>
+                        </a:ext>
+                      </a:extLst>
+                    </a:blip>
+                    <a:stretch>
+                      <a:fillRect/>
+                    </a:stretch>
+                  </pic:blipFill>
+                  <pic:spPr>
+                    <a:xfrm>
+                      <a:off x="0" y="0"/>
+                      <a:ext cx="3652520" cy="2148205"/>
+                    </a:xfrm>
+                    <a:prstGeom prst="rect">
+                      <a:avLst/>
+                    </a:prstGeom>
+                  </pic:spPr>
+                </pic:pic>
+              </a:graphicData>
+            </a:graphic>
+            <wp14:sizeRelH relativeFrom="margin">
+              <wp14:pctWidth>0</wp14:pctWidth>
+            </wp14:sizeRelH>
+            <wp14:sizeRelV relativeFrom="margin">
+              <wp14:pctHeight>0</wp14:pctHeight>
+            </wp14:sizeRelV>
+          </wp:anchor>
+        </w:drawing>
+      </w:r>
+    </w:p>
+    <w:p>
+      <w:pPr>
+        <w:autoSpaceDE w:val="0"/>
+        <w:autoSpaceDN w:val="0"/>
+        <w:adjustRightInd w:val="0"/>
+        <w:spacing w:after="0" w:line="240" w:lineRule="auto"/>
+        <w:rPr>
+          <w:rFonts w:cstheme="minorHAnsi"/>
+          <w:lang w:val="es-ES"/>
+        </w:rPr>
+      </w:pPr>
+    </w:p>
+    <w:p>
+      <w:pPr>
+        <w:ind w:firstLine="708"/>
+        <w:rPr>
+          <w:rFonts w:cstheme="minorHAnsi"/>
+          <w:lang w:val="es-ES"/>
+        </w:rPr>
+      </w:pPr>
+    </w:p>
+    <w:p>
+      <w:pPr>
+        <w:rPr>
+          <w:rFonts w:cstheme="minorHAnsi"/>
+          <w:lang w:val="es-ES"/>
+        </w:rPr>
+      </w:pPr>
+    </w:p>
+    <w:p>
+      <w:pPr>
+        <w:rPr>
+          <w:rFonts w:cstheme="minorHAnsi"/>
+          <w:lang w:val="es-ES"/>
+        </w:rPr>
+      </w:pPr>
+    </w:p>
+    <w:p>
+      <w:pPr>
+        <w:rPr>
+          <w:rFonts w:cstheme="minorHAnsi"/>
+          <w:lang w:val="es-ES"/>
+        </w:rPr>
+      </w:pPr>
+    </w:p>
+    <w:p>
+      <w:pPr>
+        <w:rPr>
+          <w:rFonts w:cstheme="minorHAnsi"/>
+          <w:lang w:val="es-ES"/>
+        </w:rPr>
+      </w:pPr>
+    </w:p>
+    <w:p>
+      <w:pPr>
+        <w:rPr>
+          <w:rFonts w:cstheme="minorHAnsi"/>
+          <w:lang w:val="es-ES"/>
+        </w:rPr>
+      </w:pPr>
+    </w:p>
+    <w:p>
+      <w:pPr>
+        <w:rPr>
+          <w:rFonts w:cstheme="minorHAnsi"/>
+          <w:lang w:val="es-ES"/>
+        </w:rPr>
+      </w:pPr>
+    </w:p>
+    <w:p>
+      <w:pPr>
+        <w:autoSpaceDE w:val="0"/>
+        <w:autoSpaceDN w:val="0"/>
+        <w:adjustRightInd w:val="0"/>
+        <w:spacing w:after="0" w:line="240" w:lineRule="auto"/>
+        <w:rPr>
+          <w:rFonts w:cstheme="minorHAnsi"/>
+          <w:b/>
+          <w:bCs/>
+          <w:i/>
+          <w:iCs/>
+          <w:lang w:val="es-ES"/>
+        </w:rPr>
+      </w:pPr>
+      <w:r>
+        <w:rPr>
+          <w:rFonts w:cstheme="minorHAnsi"/>
+          <w:b/>
+          <w:bCs/>
+          <w:i/>
+          <w:iCs/>
+          <w:lang w:val="es-ES"/>
+        </w:rPr>
+        <w:t xml:space="preserve">Evidencia Final: </w:t>
+      </w:r>
+    </w:p>
+    <w:p>
+      <w:pPr>
+        <w:autoSpaceDE w:val="0"/>
+        <w:autoSpaceDN w:val="0"/>
+        <w:adjustRightInd w:val="0"/>
+        <w:spacing w:after="0" w:line="240" w:lineRule="auto"/>
+        <w:rPr>
+          <w:rFonts w:cstheme="minorHAnsi"/>
+          <w:lang w:val="es-ES"/>
+        </w:rPr>
+      </w:pPr>
+      <w:r>
+        <w:rPr>
+          <w:rFonts w:cstheme="minorHAnsi"/>
+          <w:lang w:val="es-ES"/>
+        </w:rPr>
+        <w:t xml:space="preserve">○ Abre la pestaña "Git </w:t>
+      </w:r>
+      <w:proofErr w:type="spellStart"/>
+      <w:r>
+        <w:rPr>
+          <w:rFonts w:cstheme="minorHAnsi"/>
+          <w:lang w:val="es-ES"/>
+        </w:rPr>
+        <w:t>Graph</w:t>
+      </w:r>
+      <w:proofErr w:type="spellEnd"/>
+      <w:r>
+        <w:rPr>
+          <w:rFonts w:cstheme="minorHAnsi"/>
+          <w:lang w:val="es-ES"/>
+        </w:rPr>
+        <w:t xml:space="preserve">" en VS </w:t>
+      </w:r>
+      <w:proofErr w:type="spellStart"/>
+      <w:r>
+        <w:rPr>
+          <w:rFonts w:cstheme="minorHAnsi"/>
+          <w:lang w:val="es-ES"/>
+        </w:rPr>
+        <w:t>Code</w:t>
+      </w:r>
+      <w:proofErr w:type="spellEnd"/>
+      <w:r>
+        <w:rPr>
+          <w:rFonts w:cstheme="minorHAnsi"/>
+          <w:lang w:val="es-ES"/>
+        </w:rPr>
+        <w:t xml:space="preserve"> (icono en la barra de estado o desde la paleta de comandos). </w:t>
+      </w:r>
+    </w:p>
+    <w:p>
+      <w:pPr>
+        <w:autoSpaceDE w:val="0"/>
+        <w:autoSpaceDN w:val="0"/>
+        <w:adjustRightInd w:val="0"/>
+        <w:spacing w:after="0" w:line="240" w:lineRule="auto"/>
+        <w:rPr>
+          <w:rFonts w:cstheme="minorHAnsi"/>
+          <w:lang w:val="es-ES"/>
+        </w:rPr>
+      </w:pPr>
+      <w:r>
+        <w:rPr>
+          <w:rFonts w:cstheme="minorHAnsi"/>
+          <w:lang w:val="es-ES"/>
+        </w:rPr>
+        <w:t xml:space="preserve">○ (Evidencia: Captura de pantalla de la pestaña "Git </w:t>
+      </w:r>
+      <w:proofErr w:type="spellStart"/>
+      <w:r>
+        <w:rPr>
+          <w:rFonts w:cstheme="minorHAnsi"/>
+          <w:lang w:val="es-ES"/>
+        </w:rPr>
+        <w:t>Graph</w:t>
+      </w:r>
+      <w:proofErr w:type="spellEnd"/>
+      <w:r>
+        <w:rPr>
+          <w:rFonts w:cstheme="minorHAnsi"/>
+          <w:lang w:val="es-ES"/>
+        </w:rPr>
+        <w:t xml:space="preserve">" donde se vea el historial gráfico: el </w:t>
+      </w:r>
+      <w:proofErr w:type="spellStart"/>
+      <w:r>
+        <w:rPr>
+          <w:rFonts w:cstheme="minorHAnsi"/>
+          <w:lang w:val="es-ES"/>
+        </w:rPr>
+        <w:t>commit</w:t>
+      </w:r>
+      <w:proofErr w:type="spellEnd"/>
+      <w:r>
+        <w:rPr>
+          <w:rFonts w:cstheme="minorHAnsi"/>
+          <w:lang w:val="es-ES"/>
+        </w:rPr>
+        <w:t xml:space="preserve"> inicial del README, tu </w:t>
+      </w:r>
+      <w:proofErr w:type="spellStart"/>
+      <w:r>
+        <w:rPr>
+          <w:rFonts w:cstheme="minorHAnsi"/>
+          <w:lang w:val="es-ES"/>
+        </w:rPr>
+        <w:t>commit</w:t>
+      </w:r>
+      <w:proofErr w:type="spellEnd"/>
+      <w:r>
+        <w:rPr>
+          <w:rFonts w:cstheme="minorHAnsi"/>
+          <w:lang w:val="es-ES"/>
+        </w:rPr>
+        <w:t xml:space="preserve"> del Portfolio y las ramas fusionadas). </w:t>
+      </w:r>
+    </w:p>
+    <w:p>
+      <w:pPr>
+        <w:autoSpaceDE w:val="0"/>
+        <w:autoSpaceDN w:val="0"/>
+        <w:adjustRightInd w:val="0"/>
+        <w:spacing w:after="0" w:line="240" w:lineRule="auto"/>
+        <w:rPr>
+          <w:rFonts w:cstheme="minorHAnsi"/>
+          <w:lang w:val="es-ES"/>
+        </w:rPr>
+      </w:pPr>
+      <w:r>
+        <w:rPr>
+          <w:rFonts w:cstheme="minorHAnsi"/>
+          <w:lang w:val="es-ES"/>
+        </w:rPr>
+        <w:t xml:space="preserve">○ (Evidencia: Captura de pantalla de la página de GitHub mostrando el contenido final del PORTFOLIO.md). </w:t>
+      </w:r>
+    </w:p>
+    <w:p>
+      <w:pPr>
+        <w:autoSpaceDE w:val="0"/>
+        <w:autoSpaceDN w:val="0"/>
+        <w:adjustRightInd w:val="0"/>
+        <w:spacing w:after="0" w:line="240" w:lineRule="auto"/>
         <w:rPr>
           <w:rFonts w:ascii="Calibri" w:hAnsi="Calibri" w:cs="Calibri"/>
-        </w:rPr>
-        <w:t>ó</w:t>
-      </w:r>
-      <w:r>
-        <w:t>n o resultado de la fusión).</w:t>
-      </w:r>
+          <w:lang w:val="es-ES"/>
+        </w:rPr>
+      </w:pPr>
+      <w:r>
+        <w:rPr>
+          <w:rFonts w:cstheme="minorHAnsi"/>
+          <w:lang w:val="es-ES"/>
+        </w:rPr>
+        <w:drawing>
+          <wp:anchor distT="0" distB="0" distL="114300" distR="114300" simplePos="0" relativeHeight="251679744" behindDoc="0" locked="0" layoutInCell="1" allowOverlap="1" wp14:anchorId="215ED400" wp14:editId="46648187">
+            <wp:simplePos x="0" y="0"/>
+            <wp:positionH relativeFrom="margin">
+              <wp:posOffset>1395095</wp:posOffset>
+            </wp:positionH>
+            <wp:positionV relativeFrom="paragraph">
+              <wp:posOffset>92075</wp:posOffset>
+            </wp:positionV>
+            <wp:extent cx="3223260" cy="1895739"/>
+            <wp:effectExtent l="0" t="0" r="0" b="9525"/>
+            <wp:wrapNone/>
+            <wp:docPr id="19" name="Imagen 19"/>
+            <wp:cNvGraphicFramePr>
+              <a:graphicFrameLocks xmlns:a="http://schemas.openxmlformats.org/drawingml/2006/main" noChangeAspect="1"/>
+            </wp:cNvGraphicFramePr>
+            <a:graphic xmlns:a="http://schemas.openxmlformats.org/drawingml/2006/main">
+              <a:graphicData uri="http://schemas.openxmlformats.org/drawingml/2006/picture">
+                <pic:pic xmlns:pic="http://schemas.openxmlformats.org/drawingml/2006/picture">
+                  <pic:nvPicPr>
+                    <pic:cNvPr id="1" name=""/>
+                    <pic:cNvPicPr/>
+                  </pic:nvPicPr>
+                  <pic:blipFill>
+                    <a:blip r:embed="rId17">
+                      <a:extLst>
+                        <a:ext uri="{28A0092B-C50C-407E-A947-70E740481C1C}">
+                          <a14:useLocalDpi xmlns:a14="http://schemas.microsoft.com/office/drawing/2010/main" val="0"/>
+                        </a:ext>
+                      </a:extLst>
+                    </a:blip>
+                    <a:stretch>
+                      <a:fillRect/>
+                    </a:stretch>
+                  </pic:blipFill>
+                  <pic:spPr>
+                    <a:xfrm>
+                      <a:off x="0" y="0"/>
+                      <a:ext cx="3231516" cy="1900595"/>
+                    </a:xfrm>
+                    <a:prstGeom prst="rect">
+                      <a:avLst/>
+                    </a:prstGeom>
+                  </pic:spPr>
+                </pic:pic>
+              </a:graphicData>
+            </a:graphic>
+            <wp14:sizeRelH relativeFrom="margin">
+              <wp14:pctWidth>0</wp14:pctWidth>
+            </wp14:sizeRelH>
+            <wp14:sizeRelV relativeFrom="margin">
+              <wp14:pctHeight>0</wp14:pctHeight>
+            </wp14:sizeRelV>
+          </wp:anchor>
+        </w:drawing>
+      </w:r>
+    </w:p>
+    <w:p>
+      <w:pPr>
+        <w:rPr>
+          <w:rFonts w:cstheme="minorHAnsi"/>
+          <w:lang w:val="es-ES"/>
+        </w:rPr>
+      </w:pPr>
+    </w:p>
+    <w:p>
+      <w:pPr>
+        <w:rPr>
+          <w:rFonts w:cstheme="minorHAnsi"/>
+          <w:lang w:val="es-ES"/>
+        </w:rPr>
+      </w:pPr>
+    </w:p>
+    <w:p>
+      <w:pPr>
+        <w:rPr>
+          <w:rFonts w:cstheme="minorHAnsi"/>
+          <w:lang w:val="es-ES"/>
+        </w:rPr>
+      </w:pPr>
+    </w:p>
+    <w:p>
+      <w:pPr>
+        <w:rPr>
+          <w:rFonts w:cstheme="minorHAnsi"/>
+          <w:lang w:val="es-ES"/>
+        </w:rPr>
+      </w:pPr>
+    </w:p>
+    <w:p>
+      <w:pPr>
+        <w:rPr>
+          <w:rFonts w:cstheme="minorHAnsi"/>
+          <w:lang w:val="es-ES"/>
+        </w:rPr>
+      </w:pPr>
+    </w:p>
+    <w:p>
+      <w:pPr>
+        <w:rPr>
+          <w:rFonts w:cstheme="minorHAnsi"/>
+          <w:lang w:val="es-ES"/>
+        </w:rPr>
+      </w:pPr>
+    </w:p>
+    <w:p>
+      <w:pPr>
+        <w:rPr>
+          <w:rFonts w:cstheme="minorHAnsi"/>
+          <w:lang w:val="es-ES"/>
+        </w:rPr>
+      </w:pPr>
+      <w:r>
+        <w:rPr>
+          <w:rFonts w:cstheme="minorHAnsi"/>
+          <w:lang w:val="es-ES"/>
+        </w:rPr>
+        <w:drawing>
+          <wp:anchor distT="0" distB="0" distL="114300" distR="114300" simplePos="0" relativeHeight="251680768" behindDoc="0" locked="0" layoutInCell="1" allowOverlap="1" wp14:anchorId="41BA23C2" wp14:editId="3B7D86BC">
+            <wp:simplePos x="0" y="0"/>
+            <wp:positionH relativeFrom="margin">
+              <wp:posOffset>706120</wp:posOffset>
+            </wp:positionH>
+            <wp:positionV relativeFrom="paragraph">
+              <wp:posOffset>173990</wp:posOffset>
+            </wp:positionV>
+            <wp:extent cx="4671060" cy="2106672"/>
+            <wp:effectExtent l="0" t="0" r="0" b="8255"/>
+            <wp:wrapNone/>
+            <wp:docPr id="20" name="Imagen 20"/>
+            <wp:cNvGraphicFramePr>
+              <a:graphicFrameLocks xmlns:a="http://schemas.openxmlformats.org/drawingml/2006/main" noChangeAspect="1"/>
+            </wp:cNvGraphicFramePr>
+            <a:graphic xmlns:a="http://schemas.openxmlformats.org/drawingml/2006/main">
+              <a:graphicData uri="http://schemas.openxmlformats.org/drawingml/2006/picture">
+                <pic:pic xmlns:pic="http://schemas.openxmlformats.org/drawingml/2006/picture">
+                  <pic:nvPicPr>
+                    <pic:cNvPr id="1" name=""/>
+                    <pic:cNvPicPr/>
+                  </pic:nvPicPr>
+                  <pic:blipFill>
+                    <a:blip r:embed="rId18">
+                      <a:extLst>
+                        <a:ext uri="{28A0092B-C50C-407E-A947-70E740481C1C}">
+                          <a14:useLocalDpi xmlns:a14="http://schemas.microsoft.com/office/drawing/2010/main" val="0"/>
+                        </a:ext>
+                      </a:extLst>
+                    </a:blip>
+                    <a:stretch>
+                      <a:fillRect/>
+                    </a:stretch>
+                  </pic:blipFill>
+                  <pic:spPr>
+                    <a:xfrm>
+                      <a:off x="0" y="0"/>
+                      <a:ext cx="4671060" cy="2106672"/>
+                    </a:xfrm>
+                    <a:prstGeom prst="rect">
+                      <a:avLst/>
+                    </a:prstGeom>
+                  </pic:spPr>
+                </pic:pic>
+              </a:graphicData>
+            </a:graphic>
+            <wp14:sizeRelH relativeFrom="margin">
+              <wp14:pctWidth>0</wp14:pctWidth>
+            </wp14:sizeRelH>
+            <wp14:sizeRelV relativeFrom="margin">
+              <wp14:pctHeight>0</wp14:pctHeight>
+            </wp14:sizeRelV>
+          </wp:anchor>
+        </w:drawing>
+      </w:r>
+    </w:p>
+    <w:p>
+      <w:pPr>
+        <w:rPr>
+          <w:rFonts w:cstheme="minorHAnsi"/>
+          <w:lang w:val="es-ES"/>
+        </w:rPr>
+      </w:pPr>
+    </w:p>
+    <w:p>
+      <w:pPr>
+        <w:ind w:firstLine="708"/>
+        <w:rPr>
+          <w:rFonts w:cstheme="minorHAnsi"/>
+          <w:lang w:val="es-ES"/>
+        </w:rPr>
+      </w:pPr>
     </w:p>
     <w:sectPr>
-      <w:headerReference w:type="default" r:id="rId15"/>
+      <w:headerReference w:type="default" r:id="rId19"/>
       <w:pgSz w:w="11906" w:h="16838"/>
       <w:pgMar w:top="1417" w:right="707" w:bottom="1417" w:left="851" w:header="708" w:footer="708" w:gutter="0"/>
       <w:cols w:space="708"/>
@@ -2650,6 +4309,40 @@
       <w:lang w:val="es-ES"/>
     </w:rPr>
   </w:style>
+  <w:style w:type="paragraph" w:styleId="Ttulo">
+    <w:name w:val="Title"/>
+    <w:basedOn w:val="Normal"/>
+    <w:next w:val="Normal"/>
+    <w:link w:val="TtuloCar"/>
+    <w:uiPriority w:val="10"/>
+    <w:qFormat/>
+    <w:rsid w:val="004373E6"/>
+    <w:pPr>
+      <w:spacing w:after="0" w:line="240" w:lineRule="auto"/>
+      <w:contextualSpacing/>
+    </w:pPr>
+    <w:rPr>
+      <w:rFonts w:asciiTheme="majorHAnsi" w:eastAsiaTheme="majorEastAsia" w:hAnsiTheme="majorHAnsi" w:cstheme="majorBidi"/>
+      <w:spacing w:val="-10"/>
+      <w:kern w:val="28"/>
+      <w:sz w:val="56"/>
+      <w:szCs w:val="56"/>
+    </w:rPr>
+  </w:style>
+  <w:style w:type="character" w:customStyle="1" w:styleId="TtuloCar">
+    <w:name w:val="Título Car"/>
+    <w:basedOn w:val="Fuentedeprrafopredeter"/>
+    <w:link w:val="Ttulo"/>
+    <w:uiPriority w:val="10"/>
+    <w:rsid w:val="004373E6"/>
+    <w:rPr>
+      <w:rFonts w:asciiTheme="majorHAnsi" w:eastAsiaTheme="majorEastAsia" w:hAnsiTheme="majorHAnsi" w:cstheme="majorBidi"/>
+      <w:spacing w:val="-10"/>
+      <w:kern w:val="28"/>
+      <w:sz w:val="56"/>
+      <w:szCs w:val="56"/>
+    </w:rPr>
+  </w:style>
 </w:styles>
 </file>
 
@@ -2946,4 +4639,16 @@
     </a:ext>
   </a:extLst>
 </a:theme>
+</file>
+
+<file path=customXml/item1.xml><?xml version="1.0" encoding="utf-8"?>
+<b:Sources xmlns:b="http://schemas.openxmlformats.org/officeDocument/2006/bibliography" xmlns="http://schemas.openxmlformats.org/officeDocument/2006/bibliography" SelectedStyle="\APASixthEditionOfficeOnline.xsl" StyleName="APA" Version="6"/>
+</file>
+
+<file path=customXml/itemProps1.xml><?xml version="1.0" encoding="utf-8"?>
+<ds:datastoreItem xmlns:ds="http://schemas.openxmlformats.org/officeDocument/2006/customXml" ds:itemID="{51884032-38BB-48D8-9867-C2F34DB1F21C}">
+  <ds:schemaRefs>
+    <ds:schemaRef ds:uri="http://schemas.openxmlformats.org/officeDocument/2006/bibliography"/>
+  </ds:schemaRefs>
+</ds:datastoreItem>
 </file>